--- a/docx/document-d.docx
+++ b/docx/document-d.docx
@@ -7,7 +7,7 @@
         <w:spacing w:after="480"/>
         <w:jc w:val="center"/>
         <w:outlineLvl w:val="1"/>
-        <w:divId w:val="851526032"/>
+        <w:divId w:val="506332121"/>
         <w:rPr>
           <w:rFonts w:ascii="Aptos Display" w:eastAsia="Times New Roman" w:hAnsi="Aptos Display"/>
           <w:b/>
@@ -36,7 +36,7 @@
     <w:p>
       <w:pPr>
         <w:pStyle w:val="ondertitel2"/>
-        <w:divId w:val="851526032"/>
+        <w:divId w:val="506332121"/>
         <w:rPr>
           <w:lang w:val="nl-NL"/>
         </w:rPr>
@@ -51,7 +51,7 @@
     <w:p>
       <w:pPr>
         <w:pStyle w:val="documentaanduiding2"/>
-        <w:divId w:val="851526032"/>
+        <w:divId w:val="506332121"/>
         <w:rPr>
           <w:lang w:val="nl-NL"/>
         </w:rPr>
@@ -66,7 +66,7 @@
     <w:p>
       <w:pPr>
         <w:pStyle w:val="auteur2"/>
-        <w:divId w:val="851526032"/>
+        <w:divId w:val="506332121"/>
         <w:rPr>
           <w:lang w:val="nl-NL"/>
         </w:rPr>
@@ -81,23 +81,23 @@
     <w:p>
       <w:pPr>
         <w:pStyle w:val="meta-lijn2"/>
-        <w:divId w:val="851526032"/>
-        <w:rPr>
-          <w:lang w:val="nl-NL"/>
-        </w:rPr>
-      </w:pPr>
-      <w:r>
-        <w:rPr>
-          <w:lang w:val="nl-NL"/>
-        </w:rPr>
-        <w:t>Versie bijgewerkt: 30 september 2026</w:t>
+        <w:divId w:val="506332121"/>
+        <w:rPr>
+          <w:lang w:val="nl-NL"/>
+        </w:rPr>
+      </w:pPr>
+      <w:r>
+        <w:rPr>
+          <w:lang w:val="nl-NL"/>
+        </w:rPr>
+        <w:t>Versie bijgewerkt: 30 september 2026, 09:20</w:t>
       </w:r>
     </w:p>
     <w:p>
       <w:pPr>
         <w:pStyle w:val="marker"/>
         <w:ind w:left="800" w:right="800"/>
-        <w:divId w:val="207687371"/>
+        <w:divId w:val="265698633"/>
         <w:rPr>
           <w:lang w:val="nl-NL"/>
         </w:rPr>
@@ -110,13 +110,13 @@
       <w:pPr>
         <w:pStyle w:val="Kop2"/>
         <w:pageBreakBefore/>
-        <w:divId w:val="1006327565"/>
+        <w:divId w:val="928201233"/>
         <w:rPr>
           <w:rFonts w:eastAsia="Times New Roman"/>
           <w:lang w:val="nl-NL"/>
         </w:rPr>
       </w:pPr>
-      <w:bookmarkStart w:id="0" w:name="_Toc241651280"/>
+      <w:bookmarkStart w:id="0" w:name="_Toc241652778"/>
       <w:r>
         <w:rPr>
           <w:rFonts w:eastAsia="Times New Roman"/>
@@ -133,7 +133,7 @@
         <w:tabs>
           <w:tab w:val="right" w:leader="dot" w:pos="9062"/>
         </w:tabs>
-        <w:divId w:val="1006327565"/>
+        <w:divId w:val="928201233"/>
         <w:rPr>
           <w:rFonts w:asciiTheme="minorHAnsi" w:hAnsiTheme="minorHAnsi" w:cstheme="minorBidi"/>
           <w:noProof/>
@@ -184,7 +184,7 @@
         <w:rPr>
           <w:noProof/>
         </w:rPr>
-        <w:instrText xml:space="preserve"> PAGEREF _Toc241651280 \h </w:instrText>
+        <w:instrText xml:space="preserve"> PAGEREF _Toc241652778 \h </w:instrText>
       </w:r>
       <w:r>
         <w:rPr>
@@ -216,7 +216,7 @@
         <w:tabs>
           <w:tab w:val="right" w:leader="dot" w:pos="9062"/>
         </w:tabs>
-        <w:divId w:val="1006327565"/>
+        <w:divId w:val="928201233"/>
         <w:rPr>
           <w:rFonts w:asciiTheme="minorHAnsi" w:hAnsiTheme="minorHAnsi" w:cstheme="minorBidi"/>
           <w:noProof/>
@@ -249,7 +249,7 @@
         <w:rPr>
           <w:noProof/>
         </w:rPr>
-        <w:instrText xml:space="preserve"> PAGEREF _Toc241651281 \h </w:instrText>
+        <w:instrText xml:space="preserve"> PAGEREF _Toc241652779 \h </w:instrText>
       </w:r>
       <w:r>
         <w:rPr>
@@ -281,7 +281,7 @@
         <w:tabs>
           <w:tab w:val="right" w:leader="dot" w:pos="9062"/>
         </w:tabs>
-        <w:divId w:val="1006327565"/>
+        <w:divId w:val="928201233"/>
         <w:rPr>
           <w:rFonts w:asciiTheme="minorHAnsi" w:hAnsiTheme="minorHAnsi" w:cstheme="minorBidi"/>
           <w:noProof/>
@@ -314,7 +314,7 @@
         <w:rPr>
           <w:noProof/>
         </w:rPr>
-        <w:instrText xml:space="preserve"> PAGEREF _Toc241651282 \h </w:instrText>
+        <w:instrText xml:space="preserve"> PAGEREF _Toc241652780 \h </w:instrText>
       </w:r>
       <w:r>
         <w:rPr>
@@ -346,7 +346,7 @@
         <w:tabs>
           <w:tab w:val="right" w:leader="dot" w:pos="9062"/>
         </w:tabs>
-        <w:divId w:val="1006327565"/>
+        <w:divId w:val="928201233"/>
         <w:rPr>
           <w:rFonts w:asciiTheme="minorHAnsi" w:hAnsiTheme="minorHAnsi" w:cstheme="minorBidi"/>
           <w:noProof/>
@@ -379,7 +379,7 @@
         <w:rPr>
           <w:noProof/>
         </w:rPr>
-        <w:instrText xml:space="preserve"> PAGEREF _Toc241651283 \h </w:instrText>
+        <w:instrText xml:space="preserve"> PAGEREF _Toc241652781 \h </w:instrText>
       </w:r>
       <w:r>
         <w:rPr>
@@ -411,7 +411,7 @@
         <w:tabs>
           <w:tab w:val="right" w:leader="dot" w:pos="9062"/>
         </w:tabs>
-        <w:divId w:val="1006327565"/>
+        <w:divId w:val="928201233"/>
         <w:rPr>
           <w:rFonts w:asciiTheme="minorHAnsi" w:hAnsiTheme="minorHAnsi" w:cstheme="minorBidi"/>
           <w:noProof/>
@@ -444,7 +444,7 @@
         <w:rPr>
           <w:noProof/>
         </w:rPr>
-        <w:instrText xml:space="preserve"> PAGEREF _Toc241651284 \h </w:instrText>
+        <w:instrText xml:space="preserve"> PAGEREF _Toc241652782 \h </w:instrText>
       </w:r>
       <w:r>
         <w:rPr>
@@ -476,7 +476,7 @@
         <w:tabs>
           <w:tab w:val="right" w:leader="dot" w:pos="9062"/>
         </w:tabs>
-        <w:divId w:val="1006327565"/>
+        <w:divId w:val="928201233"/>
         <w:rPr>
           <w:rFonts w:asciiTheme="minorHAnsi" w:hAnsiTheme="minorHAnsi" w:cstheme="minorBidi"/>
           <w:noProof/>
@@ -509,7 +509,7 @@
         <w:rPr>
           <w:noProof/>
         </w:rPr>
-        <w:instrText xml:space="preserve"> PAGEREF _Toc241651285 \h </w:instrText>
+        <w:instrText xml:space="preserve"> PAGEREF _Toc241652783 \h </w:instrText>
       </w:r>
       <w:r>
         <w:rPr>
@@ -541,7 +541,7 @@
         <w:tabs>
           <w:tab w:val="right" w:leader="dot" w:pos="9062"/>
         </w:tabs>
-        <w:divId w:val="1006327565"/>
+        <w:divId w:val="928201233"/>
         <w:rPr>
           <w:rFonts w:asciiTheme="minorHAnsi" w:hAnsiTheme="minorHAnsi" w:cstheme="minorBidi"/>
           <w:noProof/>
@@ -574,7 +574,7 @@
         <w:rPr>
           <w:noProof/>
         </w:rPr>
-        <w:instrText xml:space="preserve"> PAGEREF _Toc241651286 \h </w:instrText>
+        <w:instrText xml:space="preserve"> PAGEREF _Toc241652784 \h </w:instrText>
       </w:r>
       <w:r>
         <w:rPr>
@@ -606,7 +606,7 @@
         <w:tabs>
           <w:tab w:val="right" w:leader="dot" w:pos="9062"/>
         </w:tabs>
-        <w:divId w:val="1006327565"/>
+        <w:divId w:val="928201233"/>
         <w:rPr>
           <w:rFonts w:asciiTheme="minorHAnsi" w:hAnsiTheme="minorHAnsi" w:cstheme="minorBidi"/>
           <w:noProof/>
@@ -639,7 +639,7 @@
         <w:rPr>
           <w:noProof/>
         </w:rPr>
-        <w:instrText xml:space="preserve"> PAGEREF _Toc241651287 \h </w:instrText>
+        <w:instrText xml:space="preserve"> PAGEREF _Toc241652785 \h </w:instrText>
       </w:r>
       <w:r>
         <w:rPr>
@@ -671,7 +671,7 @@
         <w:tabs>
           <w:tab w:val="right" w:leader="dot" w:pos="9062"/>
         </w:tabs>
-        <w:divId w:val="1006327565"/>
+        <w:divId w:val="928201233"/>
         <w:rPr>
           <w:rFonts w:asciiTheme="minorHAnsi" w:hAnsiTheme="minorHAnsi" w:cstheme="minorBidi"/>
           <w:noProof/>
@@ -704,7 +704,7 @@
         <w:rPr>
           <w:noProof/>
         </w:rPr>
-        <w:instrText xml:space="preserve"> PAGEREF _Toc241651288 \h </w:instrText>
+        <w:instrText xml:space="preserve"> PAGEREF _Toc241652786 \h </w:instrText>
       </w:r>
       <w:r>
         <w:rPr>
@@ -736,7 +736,7 @@
         <w:tabs>
           <w:tab w:val="right" w:leader="dot" w:pos="9062"/>
         </w:tabs>
-        <w:divId w:val="1006327565"/>
+        <w:divId w:val="928201233"/>
         <w:rPr>
           <w:rFonts w:asciiTheme="minorHAnsi" w:hAnsiTheme="minorHAnsi" w:cstheme="minorBidi"/>
           <w:noProof/>
@@ -769,7 +769,7 @@
         <w:rPr>
           <w:noProof/>
         </w:rPr>
-        <w:instrText xml:space="preserve"> PAGEREF _Toc241651289 \h </w:instrText>
+        <w:instrText xml:space="preserve"> PAGEREF _Toc241652787 \h </w:instrText>
       </w:r>
       <w:r>
         <w:rPr>
@@ -801,7 +801,7 @@
         <w:tabs>
           <w:tab w:val="right" w:leader="dot" w:pos="9062"/>
         </w:tabs>
-        <w:divId w:val="1006327565"/>
+        <w:divId w:val="928201233"/>
         <w:rPr>
           <w:rFonts w:asciiTheme="minorHAnsi" w:hAnsiTheme="minorHAnsi" w:cstheme="minorBidi"/>
           <w:noProof/>
@@ -834,7 +834,7 @@
         <w:rPr>
           <w:noProof/>
         </w:rPr>
-        <w:instrText xml:space="preserve"> PAGEREF _Toc241651290 \h </w:instrText>
+        <w:instrText xml:space="preserve"> PAGEREF _Toc241652788 \h </w:instrText>
       </w:r>
       <w:r>
         <w:rPr>
@@ -866,7 +866,7 @@
         <w:tabs>
           <w:tab w:val="right" w:leader="dot" w:pos="9062"/>
         </w:tabs>
-        <w:divId w:val="1006327565"/>
+        <w:divId w:val="928201233"/>
         <w:rPr>
           <w:rFonts w:asciiTheme="minorHAnsi" w:hAnsiTheme="minorHAnsi" w:cstheme="minorBidi"/>
           <w:noProof/>
@@ -899,7 +899,7 @@
         <w:rPr>
           <w:noProof/>
         </w:rPr>
-        <w:instrText xml:space="preserve"> PAGEREF _Toc241651291 \h </w:instrText>
+        <w:instrText xml:space="preserve"> PAGEREF _Toc241652789 \h </w:instrText>
       </w:r>
       <w:r>
         <w:rPr>
@@ -931,7 +931,7 @@
         <w:tabs>
           <w:tab w:val="right" w:leader="dot" w:pos="9062"/>
         </w:tabs>
-        <w:divId w:val="1006327565"/>
+        <w:divId w:val="928201233"/>
         <w:rPr>
           <w:rFonts w:asciiTheme="minorHAnsi" w:hAnsiTheme="minorHAnsi" w:cstheme="minorBidi"/>
           <w:noProof/>
@@ -964,7 +964,7 @@
         <w:rPr>
           <w:noProof/>
         </w:rPr>
-        <w:instrText xml:space="preserve"> PAGEREF _Toc241651292 \h </w:instrText>
+        <w:instrText xml:space="preserve"> PAGEREF _Toc241652790 \h </w:instrText>
       </w:r>
       <w:r>
         <w:rPr>
@@ -993,7 +993,7 @@
     <w:p>
       <w:pPr>
         <w:pStyle w:val="marker"/>
-        <w:divId w:val="1006327565"/>
+        <w:divId w:val="928201233"/>
         <w:rPr>
           <w:lang w:val="nl-NL"/>
         </w:rPr>
@@ -1009,7 +1009,7 @@
       <w:pPr>
         <w:pStyle w:val="marker"/>
         <w:ind w:left="800" w:right="800"/>
-        <w:divId w:val="207687371"/>
+        <w:divId w:val="265698633"/>
         <w:rPr>
           <w:lang w:val="nl-NL"/>
         </w:rPr>
@@ -1021,7 +1021,7 @@
     <w:p>
       <w:pPr>
         <w:jc w:val="both"/>
-        <w:divId w:val="707147233"/>
+        <w:divId w:val="794062956"/>
         <w:rPr>
           <w:i/>
           <w:iCs/>
@@ -1051,7 +1051,7 @@
     <w:p>
       <w:pPr>
         <w:jc w:val="both"/>
-        <w:divId w:val="707147233"/>
+        <w:divId w:val="794062956"/>
         <w:rPr>
           <w:i/>
           <w:iCs/>
@@ -1073,7 +1073,7 @@
       <w:pPr>
         <w:pStyle w:val="marker"/>
         <w:ind w:left="800" w:right="800"/>
-        <w:divId w:val="207687371"/>
+        <w:divId w:val="265698633"/>
         <w:rPr>
           <w:lang w:val="nl-NL"/>
         </w:rPr>
@@ -1085,13 +1085,13 @@
     <w:p>
       <w:pPr>
         <w:pStyle w:val="Kop2"/>
-        <w:divId w:val="207687371"/>
+        <w:divId w:val="265698633"/>
         <w:rPr>
           <w:rFonts w:eastAsia="Times New Roman"/>
           <w:lang w:val="nl-NL"/>
         </w:rPr>
       </w:pPr>
-      <w:bookmarkStart w:id="1" w:name="_Toc241651281"/>
+      <w:bookmarkStart w:id="1" w:name="_Toc241652779"/>
       <w:r>
         <w:rPr>
           <w:rFonts w:eastAsia="Times New Roman"/>
@@ -1104,7 +1104,7 @@
     <w:p>
       <w:pPr>
         <w:pStyle w:val="Normaalweb"/>
-        <w:divId w:val="207687371"/>
+        <w:divId w:val="265698633"/>
         <w:rPr>
           <w:lang w:val="nl-NL"/>
         </w:rPr>
@@ -1119,7 +1119,7 @@
     <w:p>
       <w:pPr>
         <w:pStyle w:val="Normaalweb"/>
-        <w:divId w:val="207687371"/>
+        <w:divId w:val="265698633"/>
         <w:rPr>
           <w:lang w:val="nl-NL"/>
         </w:rPr>
@@ -1134,7 +1134,7 @@
     <w:p>
       <w:pPr>
         <w:pStyle w:val="Normaalweb"/>
-        <w:divId w:val="207687371"/>
+        <w:divId w:val="265698633"/>
         <w:rPr>
           <w:lang w:val="nl-NL"/>
         </w:rPr>
@@ -1156,7 +1156,7 @@
     <w:p>
       <w:pPr>
         <w:pStyle w:val="Normaalweb"/>
-        <w:divId w:val="207687371"/>
+        <w:divId w:val="265698633"/>
         <w:rPr>
           <w:lang w:val="nl-NL"/>
         </w:rPr>
@@ -1178,7 +1178,7 @@
     <w:p>
       <w:pPr>
         <w:pStyle w:val="Normaalweb"/>
-        <w:divId w:val="207687371"/>
+        <w:divId w:val="265698633"/>
         <w:rPr>
           <w:lang w:val="nl-NL"/>
         </w:rPr>
@@ -1200,7 +1200,7 @@
     <w:p>
       <w:pPr>
         <w:pStyle w:val="Normaalweb"/>
-        <w:divId w:val="207687371"/>
+        <w:divId w:val="265698633"/>
         <w:rPr>
           <w:lang w:val="nl-NL"/>
         </w:rPr>
@@ -1222,7 +1222,7 @@
     <w:p>
       <w:pPr>
         <w:pStyle w:val="Normaalweb"/>
-        <w:divId w:val="207687371"/>
+        <w:divId w:val="265698633"/>
         <w:rPr>
           <w:lang w:val="nl-NL"/>
         </w:rPr>
@@ -1244,7 +1244,7 @@
     <w:p>
       <w:pPr>
         <w:pStyle w:val="Normaalweb"/>
-        <w:divId w:val="207687371"/>
+        <w:divId w:val="265698633"/>
         <w:rPr>
           <w:lang w:val="nl-NL"/>
         </w:rPr>
@@ -1266,7 +1266,7 @@
     <w:p>
       <w:pPr>
         <w:pStyle w:val="Normaalweb"/>
-        <w:divId w:val="207687371"/>
+        <w:divId w:val="265698633"/>
         <w:rPr>
           <w:lang w:val="nl-NL"/>
         </w:rPr>
@@ -1282,7 +1282,7 @@
       <w:pPr>
         <w:pStyle w:val="marker"/>
         <w:ind w:left="800" w:right="800"/>
-        <w:divId w:val="207687371"/>
+        <w:divId w:val="265698633"/>
         <w:rPr>
           <w:lang w:val="nl-NL"/>
         </w:rPr>
@@ -1294,13 +1294,13 @@
     <w:p>
       <w:pPr>
         <w:pStyle w:val="Kop2"/>
-        <w:divId w:val="207687371"/>
+        <w:divId w:val="265698633"/>
         <w:rPr>
           <w:rFonts w:eastAsia="Times New Roman"/>
           <w:lang w:val="nl-NL"/>
         </w:rPr>
       </w:pPr>
-      <w:bookmarkStart w:id="2" w:name="_Toc241651282"/>
+      <w:bookmarkStart w:id="2" w:name="_Toc241652780"/>
       <w:r>
         <w:rPr>
           <w:rFonts w:eastAsia="Times New Roman"/>
@@ -1313,7 +1313,7 @@
     <w:p>
       <w:pPr>
         <w:pStyle w:val="Normaalweb"/>
-        <w:divId w:val="207687371"/>
+        <w:divId w:val="265698633"/>
         <w:rPr>
           <w:lang w:val="nl-NL"/>
         </w:rPr>
@@ -1328,7 +1328,7 @@
     <w:p>
       <w:pPr>
         <w:pStyle w:val="Normaalweb"/>
-        <w:divId w:val="207687371"/>
+        <w:divId w:val="265698633"/>
         <w:rPr>
           <w:lang w:val="nl-NL"/>
         </w:rPr>
@@ -1343,7 +1343,7 @@
     <w:p>
       <w:pPr>
         <w:pStyle w:val="Normaalweb"/>
-        <w:divId w:val="207687371"/>
+        <w:divId w:val="265698633"/>
         <w:rPr>
           <w:lang w:val="nl-NL"/>
         </w:rPr>
@@ -1358,7 +1358,7 @@
     <w:p>
       <w:pPr>
         <w:pStyle w:val="Normaalweb"/>
-        <w:divId w:val="207687371"/>
+        <w:divId w:val="265698633"/>
         <w:rPr>
           <w:lang w:val="nl-NL"/>
         </w:rPr>
@@ -1373,7 +1373,7 @@
     <w:p>
       <w:pPr>
         <w:pStyle w:val="Normaalweb"/>
-        <w:divId w:val="207687371"/>
+        <w:divId w:val="265698633"/>
         <w:rPr>
           <w:lang w:val="nl-NL"/>
         </w:rPr>
@@ -1388,7 +1388,7 @@
     <w:p>
       <w:pPr>
         <w:pStyle w:val="Normaalweb"/>
-        <w:divId w:val="207687371"/>
+        <w:divId w:val="265698633"/>
         <w:rPr>
           <w:lang w:val="nl-NL"/>
         </w:rPr>
@@ -1410,7 +1410,7 @@
     <w:p>
       <w:pPr>
         <w:pStyle w:val="Normaalweb"/>
-        <w:divId w:val="207687371"/>
+        <w:divId w:val="265698633"/>
         <w:rPr>
           <w:lang w:val="nl-NL"/>
         </w:rPr>
@@ -1432,7 +1432,7 @@
     <w:p>
       <w:pPr>
         <w:pStyle w:val="Normaalweb"/>
-        <w:divId w:val="207687371"/>
+        <w:divId w:val="265698633"/>
         <w:rPr>
           <w:lang w:val="nl-NL"/>
         </w:rPr>
@@ -1454,7 +1454,7 @@
     <w:p>
       <w:pPr>
         <w:pStyle w:val="Normaalweb"/>
-        <w:divId w:val="207687371"/>
+        <w:divId w:val="265698633"/>
         <w:rPr>
           <w:lang w:val="nl-NL"/>
         </w:rPr>
@@ -1483,7 +1483,7 @@
     <w:p>
       <w:pPr>
         <w:pStyle w:val="Normaalweb"/>
-        <w:divId w:val="207687371"/>
+        <w:divId w:val="265698633"/>
         <w:rPr>
           <w:lang w:val="nl-NL"/>
         </w:rPr>
@@ -1511,7 +1511,7 @@
     <w:p>
       <w:pPr>
         <w:pStyle w:val="Normaalweb"/>
-        <w:divId w:val="207687371"/>
+        <w:divId w:val="265698633"/>
         <w:rPr>
           <w:lang w:val="nl-NL"/>
         </w:rPr>
@@ -1533,7 +1533,7 @@
     <w:p>
       <w:pPr>
         <w:pStyle w:val="Normaalweb"/>
-        <w:divId w:val="207687371"/>
+        <w:divId w:val="265698633"/>
         <w:rPr>
           <w:lang w:val="nl-NL"/>
         </w:rPr>
@@ -1548,7 +1548,7 @@
     <w:p>
       <w:pPr>
         <w:pStyle w:val="Normaalweb"/>
-        <w:divId w:val="207687371"/>
+        <w:divId w:val="265698633"/>
         <w:rPr>
           <w:lang w:val="nl-NL"/>
         </w:rPr>
@@ -1577,7 +1577,7 @@
       <w:pPr>
         <w:pStyle w:val="marker"/>
         <w:ind w:left="800" w:right="800"/>
-        <w:divId w:val="207687371"/>
+        <w:divId w:val="265698633"/>
         <w:rPr>
           <w:lang w:val="nl-NL"/>
         </w:rPr>
@@ -1589,13 +1589,13 @@
     <w:p>
       <w:pPr>
         <w:pStyle w:val="Kop2"/>
-        <w:divId w:val="207687371"/>
+        <w:divId w:val="265698633"/>
         <w:rPr>
           <w:rFonts w:eastAsia="Times New Roman"/>
           <w:lang w:val="nl-NL"/>
         </w:rPr>
       </w:pPr>
-      <w:bookmarkStart w:id="3" w:name="_Toc241651283"/>
+      <w:bookmarkStart w:id="3" w:name="_Toc241652781"/>
       <w:r>
         <w:rPr>
           <w:rFonts w:eastAsia="Times New Roman"/>
@@ -1608,7 +1608,7 @@
     <w:p>
       <w:pPr>
         <w:pStyle w:val="Normaalweb"/>
-        <w:divId w:val="207687371"/>
+        <w:divId w:val="265698633"/>
         <w:rPr>
           <w:lang w:val="nl-NL"/>
         </w:rPr>
@@ -1623,7 +1623,7 @@
     <w:p>
       <w:pPr>
         <w:pStyle w:val="Normaalweb"/>
-        <w:divId w:val="207687371"/>
+        <w:divId w:val="265698633"/>
         <w:rPr>
           <w:lang w:val="nl-NL"/>
         </w:rPr>
@@ -1651,7 +1651,7 @@
     <w:p>
       <w:pPr>
         <w:pStyle w:val="Normaalweb"/>
-        <w:divId w:val="207687371"/>
+        <w:divId w:val="265698633"/>
         <w:rPr>
           <w:lang w:val="nl-NL"/>
         </w:rPr>
@@ -1673,7 +1673,7 @@
     <w:p>
       <w:pPr>
         <w:pStyle w:val="Normaalweb"/>
-        <w:divId w:val="207687371"/>
+        <w:divId w:val="265698633"/>
         <w:rPr>
           <w:lang w:val="nl-NL"/>
         </w:rPr>
@@ -1701,7 +1701,7 @@
     <w:p>
       <w:pPr>
         <w:pStyle w:val="Normaalweb"/>
-        <w:divId w:val="207687371"/>
+        <w:divId w:val="265698633"/>
         <w:rPr>
           <w:lang w:val="nl-NL"/>
         </w:rPr>
@@ -1723,7 +1723,7 @@
     <w:p>
       <w:pPr>
         <w:pStyle w:val="Normaalweb"/>
-        <w:divId w:val="207687371"/>
+        <w:divId w:val="265698633"/>
         <w:rPr>
           <w:lang w:val="nl-NL"/>
         </w:rPr>
@@ -1751,7 +1751,7 @@
     <w:p>
       <w:pPr>
         <w:pStyle w:val="Normaalweb"/>
-        <w:divId w:val="207687371"/>
+        <w:divId w:val="265698633"/>
         <w:rPr>
           <w:lang w:val="nl-NL"/>
         </w:rPr>
@@ -1766,7 +1766,7 @@
     <w:p>
       <w:pPr>
         <w:pStyle w:val="Normaalweb"/>
-        <w:divId w:val="207687371"/>
+        <w:divId w:val="265698633"/>
         <w:rPr>
           <w:lang w:val="nl-NL"/>
         </w:rPr>
@@ -1795,7 +1795,7 @@
     <w:p>
       <w:pPr>
         <w:pStyle w:val="Normaalweb"/>
-        <w:divId w:val="207687371"/>
+        <w:divId w:val="265698633"/>
         <w:rPr>
           <w:lang w:val="nl-NL"/>
         </w:rPr>
@@ -1811,7 +1811,7 @@
       <w:pPr>
         <w:pStyle w:val="marker"/>
         <w:ind w:left="800" w:right="800"/>
-        <w:divId w:val="207687371"/>
+        <w:divId w:val="265698633"/>
         <w:rPr>
           <w:lang w:val="nl-NL"/>
         </w:rPr>
@@ -1823,13 +1823,13 @@
     <w:p>
       <w:pPr>
         <w:pStyle w:val="Kop2"/>
-        <w:divId w:val="207687371"/>
+        <w:divId w:val="265698633"/>
         <w:rPr>
           <w:rFonts w:eastAsia="Times New Roman"/>
           <w:lang w:val="nl-NL"/>
         </w:rPr>
       </w:pPr>
-      <w:bookmarkStart w:id="4" w:name="_Toc241651284"/>
+      <w:bookmarkStart w:id="4" w:name="_Toc241652782"/>
       <w:r>
         <w:rPr>
           <w:rFonts w:eastAsia="Times New Roman"/>
@@ -1842,7 +1842,7 @@
     <w:p>
       <w:pPr>
         <w:pStyle w:val="Normaalweb"/>
-        <w:divId w:val="207687371"/>
+        <w:divId w:val="265698633"/>
         <w:rPr>
           <w:lang w:val="nl-NL"/>
         </w:rPr>
@@ -1857,7 +1857,7 @@
     <w:p>
       <w:pPr>
         <w:pStyle w:val="Normaalweb"/>
-        <w:divId w:val="207687371"/>
+        <w:divId w:val="265698633"/>
         <w:rPr>
           <w:lang w:val="nl-NL"/>
         </w:rPr>
@@ -1872,7 +1872,7 @@
     <w:p>
       <w:pPr>
         <w:pStyle w:val="Normaalweb"/>
-        <w:divId w:val="207687371"/>
+        <w:divId w:val="265698633"/>
         <w:rPr>
           <w:lang w:val="nl-NL"/>
         </w:rPr>
@@ -1887,7 +1887,7 @@
     <w:p>
       <w:pPr>
         <w:pStyle w:val="Normaalweb"/>
-        <w:divId w:val="207687371"/>
+        <w:divId w:val="265698633"/>
         <w:rPr>
           <w:lang w:val="nl-NL"/>
         </w:rPr>
@@ -1902,7 +1902,7 @@
     <w:p>
       <w:pPr>
         <w:pStyle w:val="Normaalweb"/>
-        <w:divId w:val="207687371"/>
+        <w:divId w:val="265698633"/>
         <w:rPr>
           <w:lang w:val="nl-NL"/>
         </w:rPr>
@@ -1923,7 +1923,7 @@
     <w:p>
       <w:pPr>
         <w:pStyle w:val="Normaalweb"/>
-        <w:divId w:val="207687371"/>
+        <w:divId w:val="265698633"/>
         <w:rPr>
           <w:lang w:val="nl-NL"/>
         </w:rPr>
@@ -1938,7 +1938,7 @@
     <w:p>
       <w:pPr>
         <w:pStyle w:val="Normaalweb"/>
-        <w:divId w:val="207687371"/>
+        <w:divId w:val="265698633"/>
         <w:rPr>
           <w:lang w:val="nl-NL"/>
         </w:rPr>
@@ -1959,7 +1959,7 @@
     <w:p>
       <w:pPr>
         <w:pStyle w:val="Normaalweb"/>
-        <w:divId w:val="207687371"/>
+        <w:divId w:val="265698633"/>
         <w:rPr>
           <w:lang w:val="nl-NL"/>
         </w:rPr>
@@ -1987,7 +1987,7 @@
     <w:p>
       <w:pPr>
         <w:pStyle w:val="Normaalweb"/>
-        <w:divId w:val="207687371"/>
+        <w:divId w:val="265698633"/>
         <w:rPr>
           <w:lang w:val="nl-NL"/>
         </w:rPr>
@@ -2002,7 +2002,7 @@
     <w:p>
       <w:pPr>
         <w:pStyle w:val="Normaalweb"/>
-        <w:divId w:val="207687371"/>
+        <w:divId w:val="265698633"/>
         <w:rPr>
           <w:lang w:val="nl-NL"/>
         </w:rPr>
@@ -2018,7 +2018,7 @@
       <w:pPr>
         <w:pStyle w:val="marker"/>
         <w:ind w:left="800" w:right="800"/>
-        <w:divId w:val="207687371"/>
+        <w:divId w:val="265698633"/>
         <w:rPr>
           <w:lang w:val="nl-NL"/>
         </w:rPr>
@@ -2030,13 +2030,13 @@
     <w:p>
       <w:pPr>
         <w:pStyle w:val="Kop2"/>
-        <w:divId w:val="207687371"/>
+        <w:divId w:val="265698633"/>
         <w:rPr>
           <w:rFonts w:eastAsia="Times New Roman"/>
           <w:lang w:val="nl-NL"/>
         </w:rPr>
       </w:pPr>
-      <w:bookmarkStart w:id="5" w:name="_Toc241651285"/>
+      <w:bookmarkStart w:id="5" w:name="_Toc241652783"/>
       <w:r>
         <w:rPr>
           <w:rFonts w:eastAsia="Times New Roman"/>
@@ -2049,7 +2049,7 @@
     <w:p>
       <w:pPr>
         <w:pStyle w:val="Normaalweb"/>
-        <w:divId w:val="207687371"/>
+        <w:divId w:val="265698633"/>
         <w:rPr>
           <w:lang w:val="nl-NL"/>
         </w:rPr>
@@ -2064,7 +2064,7 @@
     <w:p>
       <w:pPr>
         <w:pStyle w:val="Normaalweb"/>
-        <w:divId w:val="207687371"/>
+        <w:divId w:val="265698633"/>
         <w:rPr>
           <w:lang w:val="nl-NL"/>
         </w:rPr>
@@ -2079,7 +2079,7 @@
     <w:p>
       <w:pPr>
         <w:pStyle w:val="Normaalweb"/>
-        <w:divId w:val="207687371"/>
+        <w:divId w:val="265698633"/>
         <w:rPr>
           <w:lang w:val="nl-NL"/>
         </w:rPr>
@@ -2095,7 +2095,7 @@
       <w:pPr>
         <w:pStyle w:val="marker"/>
         <w:ind w:left="800" w:right="800"/>
-        <w:divId w:val="207687371"/>
+        <w:divId w:val="265698633"/>
         <w:rPr>
           <w:lang w:val="nl-NL"/>
         </w:rPr>
@@ -2107,13 +2107,13 @@
     <w:p>
       <w:pPr>
         <w:pStyle w:val="Kop2"/>
-        <w:divId w:val="207687371"/>
+        <w:divId w:val="265698633"/>
         <w:rPr>
           <w:rFonts w:eastAsia="Times New Roman"/>
           <w:lang w:val="nl-NL"/>
         </w:rPr>
       </w:pPr>
-      <w:bookmarkStart w:id="6" w:name="_Toc241651286"/>
+      <w:bookmarkStart w:id="6" w:name="_Toc241652784"/>
       <w:r>
         <w:rPr>
           <w:rFonts w:eastAsia="Times New Roman"/>
@@ -2126,7 +2126,7 @@
     <w:p>
       <w:pPr>
         <w:pStyle w:val="Normaalweb"/>
-        <w:divId w:val="207687371"/>
+        <w:divId w:val="265698633"/>
         <w:rPr>
           <w:lang w:val="nl-NL"/>
         </w:rPr>
@@ -2141,7 +2141,7 @@
     <w:p>
       <w:pPr>
         <w:pStyle w:val="Normaalweb"/>
-        <w:divId w:val="207687371"/>
+        <w:divId w:val="265698633"/>
         <w:rPr>
           <w:lang w:val="nl-NL"/>
         </w:rPr>
@@ -2169,7 +2169,7 @@
     <w:p>
       <w:pPr>
         <w:pStyle w:val="Normaalweb"/>
-        <w:divId w:val="207687371"/>
+        <w:divId w:val="265698633"/>
         <w:rPr>
           <w:lang w:val="nl-NL"/>
         </w:rPr>
@@ -2197,7 +2197,7 @@
     <w:p>
       <w:pPr>
         <w:pStyle w:val="Normaalweb"/>
-        <w:divId w:val="207687371"/>
+        <w:divId w:val="265698633"/>
         <w:rPr>
           <w:lang w:val="nl-NL"/>
         </w:rPr>
@@ -2225,7 +2225,7 @@
     <w:p>
       <w:pPr>
         <w:pStyle w:val="Normaalweb"/>
-        <w:divId w:val="207687371"/>
+        <w:divId w:val="265698633"/>
         <w:rPr>
           <w:lang w:val="nl-NL"/>
         </w:rPr>
@@ -2253,7 +2253,7 @@
     <w:p>
       <w:pPr>
         <w:pStyle w:val="Normaalweb"/>
-        <w:divId w:val="207687371"/>
+        <w:divId w:val="265698633"/>
         <w:rPr>
           <w:lang w:val="nl-NL"/>
         </w:rPr>
@@ -2269,7 +2269,7 @@
       <w:pPr>
         <w:pStyle w:val="marker"/>
         <w:ind w:left="800" w:right="800"/>
-        <w:divId w:val="207687371"/>
+        <w:divId w:val="265698633"/>
         <w:rPr>
           <w:lang w:val="nl-NL"/>
         </w:rPr>
@@ -2281,13 +2281,13 @@
     <w:p>
       <w:pPr>
         <w:pStyle w:val="Kop2"/>
-        <w:divId w:val="207687371"/>
+        <w:divId w:val="265698633"/>
         <w:rPr>
           <w:rFonts w:eastAsia="Times New Roman"/>
           <w:lang w:val="nl-NL"/>
         </w:rPr>
       </w:pPr>
-      <w:bookmarkStart w:id="7" w:name="_Toc241651287"/>
+      <w:bookmarkStart w:id="7" w:name="_Toc241652785"/>
       <w:r>
         <w:rPr>
           <w:rFonts w:eastAsia="Times New Roman"/>
@@ -2300,7 +2300,7 @@
     <w:p>
       <w:pPr>
         <w:pStyle w:val="Normaalweb"/>
-        <w:divId w:val="207687371"/>
+        <w:divId w:val="265698633"/>
         <w:rPr>
           <w:lang w:val="nl-NL"/>
         </w:rPr>
@@ -2315,7 +2315,7 @@
     <w:p>
       <w:pPr>
         <w:pStyle w:val="Normaalweb"/>
-        <w:divId w:val="207687371"/>
+        <w:divId w:val="265698633"/>
         <w:rPr>
           <w:lang w:val="nl-NL"/>
         </w:rPr>
@@ -2330,7 +2330,7 @@
     <w:p>
       <w:pPr>
         <w:pStyle w:val="Normaalweb"/>
-        <w:divId w:val="207687371"/>
+        <w:divId w:val="265698633"/>
         <w:rPr>
           <w:lang w:val="nl-NL"/>
         </w:rPr>
@@ -2351,7 +2351,7 @@
     <w:p>
       <w:pPr>
         <w:pStyle w:val="Normaalweb"/>
-        <w:divId w:val="207687371"/>
+        <w:divId w:val="265698633"/>
         <w:rPr>
           <w:lang w:val="nl-NL"/>
         </w:rPr>
@@ -2367,7 +2367,7 @@
       <w:pPr>
         <w:pStyle w:val="marker"/>
         <w:ind w:left="800" w:right="800"/>
-        <w:divId w:val="207687371"/>
+        <w:divId w:val="265698633"/>
         <w:rPr>
           <w:lang w:val="nl-NL"/>
         </w:rPr>
@@ -2379,13 +2379,13 @@
     <w:p>
       <w:pPr>
         <w:pStyle w:val="Kop2"/>
-        <w:divId w:val="207687371"/>
+        <w:divId w:val="265698633"/>
         <w:rPr>
           <w:rFonts w:eastAsia="Times New Roman"/>
           <w:lang w:val="nl-NL"/>
         </w:rPr>
       </w:pPr>
-      <w:bookmarkStart w:id="8" w:name="_Toc241651288"/>
+      <w:bookmarkStart w:id="8" w:name="_Toc241652786"/>
       <w:r>
         <w:rPr>
           <w:rFonts w:eastAsia="Times New Roman"/>
@@ -2398,7 +2398,7 @@
     <w:p>
       <w:pPr>
         <w:pStyle w:val="Normaalweb"/>
-        <w:divId w:val="207687371"/>
+        <w:divId w:val="265698633"/>
         <w:rPr>
           <w:lang w:val="nl-NL"/>
         </w:rPr>
@@ -2413,7 +2413,7 @@
     <w:p>
       <w:pPr>
         <w:pStyle w:val="Normaalweb"/>
-        <w:divId w:val="207687371"/>
+        <w:divId w:val="265698633"/>
         <w:rPr>
           <w:lang w:val="nl-NL"/>
         </w:rPr>
@@ -2441,7 +2441,7 @@
     <w:p>
       <w:pPr>
         <w:pStyle w:val="Normaalweb"/>
-        <w:divId w:val="207687371"/>
+        <w:divId w:val="265698633"/>
         <w:rPr>
           <w:lang w:val="nl-NL"/>
         </w:rPr>
@@ -2463,7 +2463,7 @@
     <w:p>
       <w:pPr>
         <w:pStyle w:val="Normaalweb"/>
-        <w:divId w:val="207687371"/>
+        <w:divId w:val="265698633"/>
         <w:rPr>
           <w:lang w:val="nl-NL"/>
         </w:rPr>
@@ -2478,7 +2478,7 @@
     <w:p>
       <w:pPr>
         <w:pStyle w:val="Normaalweb"/>
-        <w:divId w:val="207687371"/>
+        <w:divId w:val="265698633"/>
         <w:rPr>
           <w:lang w:val="nl-NL"/>
         </w:rPr>
@@ -2499,7 +2499,7 @@
     <w:p>
       <w:pPr>
         <w:pStyle w:val="Normaalweb"/>
-        <w:divId w:val="207687371"/>
+        <w:divId w:val="265698633"/>
         <w:rPr>
           <w:lang w:val="nl-NL"/>
         </w:rPr>
@@ -2520,7 +2520,7 @@
     <w:p>
       <w:pPr>
         <w:pStyle w:val="Normaalweb"/>
-        <w:divId w:val="207687371"/>
+        <w:divId w:val="265698633"/>
         <w:rPr>
           <w:lang w:val="nl-NL"/>
         </w:rPr>
@@ -2535,7 +2535,7 @@
     <w:p>
       <w:pPr>
         <w:pStyle w:val="Normaalweb"/>
-        <w:divId w:val="207687371"/>
+        <w:divId w:val="265698633"/>
         <w:rPr>
           <w:lang w:val="nl-NL"/>
         </w:rPr>
@@ -2550,7 +2550,7 @@
     <w:p>
       <w:pPr>
         <w:pStyle w:val="Normaalweb"/>
-        <w:divId w:val="207687371"/>
+        <w:divId w:val="265698633"/>
         <w:rPr>
           <w:lang w:val="nl-NL"/>
         </w:rPr>
@@ -2566,7 +2566,7 @@
       <w:pPr>
         <w:pStyle w:val="marker"/>
         <w:ind w:left="800" w:right="800"/>
-        <w:divId w:val="207687371"/>
+        <w:divId w:val="265698633"/>
         <w:rPr>
           <w:lang w:val="nl-NL"/>
         </w:rPr>
@@ -2578,13 +2578,13 @@
     <w:p>
       <w:pPr>
         <w:pStyle w:val="Kop2"/>
-        <w:divId w:val="207687371"/>
+        <w:divId w:val="265698633"/>
         <w:rPr>
           <w:rFonts w:eastAsia="Times New Roman"/>
           <w:lang w:val="nl-NL"/>
         </w:rPr>
       </w:pPr>
-      <w:bookmarkStart w:id="9" w:name="_Toc241651289"/>
+      <w:bookmarkStart w:id="9" w:name="_Toc241652787"/>
       <w:r>
         <w:rPr>
           <w:rFonts w:eastAsia="Times New Roman"/>
@@ -2597,7 +2597,7 @@
     <w:p>
       <w:pPr>
         <w:pStyle w:val="Normaalweb"/>
-        <w:divId w:val="207687371"/>
+        <w:divId w:val="265698633"/>
         <w:rPr>
           <w:lang w:val="nl-NL"/>
         </w:rPr>
@@ -2612,7 +2612,7 @@
     <w:p>
       <w:pPr>
         <w:pStyle w:val="Normaalweb"/>
-        <w:divId w:val="207687371"/>
+        <w:divId w:val="265698633"/>
         <w:rPr>
           <w:lang w:val="nl-NL"/>
         </w:rPr>
@@ -2640,7 +2640,7 @@
     <w:p>
       <w:pPr>
         <w:pStyle w:val="Normaalweb"/>
-        <w:divId w:val="207687371"/>
+        <w:divId w:val="265698633"/>
         <w:rPr>
           <w:lang w:val="nl-NL"/>
         </w:rPr>
@@ -2674,7 +2674,7 @@
     <w:p>
       <w:pPr>
         <w:pStyle w:val="Normaalweb"/>
-        <w:divId w:val="207687371"/>
+        <w:divId w:val="265698633"/>
         <w:rPr>
           <w:lang w:val="nl-NL"/>
         </w:rPr>
@@ -2709,7 +2709,7 @@
       <w:pPr>
         <w:pStyle w:val="marker"/>
         <w:ind w:left="800" w:right="800"/>
-        <w:divId w:val="207687371"/>
+        <w:divId w:val="265698633"/>
         <w:rPr>
           <w:lang w:val="nl-NL"/>
         </w:rPr>
@@ -2721,13 +2721,13 @@
     <w:p>
       <w:pPr>
         <w:pStyle w:val="Kop2"/>
-        <w:divId w:val="207687371"/>
+        <w:divId w:val="265698633"/>
         <w:rPr>
           <w:rFonts w:eastAsia="Times New Roman"/>
           <w:lang w:val="nl-NL"/>
         </w:rPr>
       </w:pPr>
-      <w:bookmarkStart w:id="10" w:name="_Toc241651290"/>
+      <w:bookmarkStart w:id="10" w:name="_Toc241652788"/>
       <w:r>
         <w:rPr>
           <w:rFonts w:eastAsia="Times New Roman"/>
@@ -2740,7 +2740,7 @@
     <w:p>
       <w:pPr>
         <w:pStyle w:val="Normaalweb"/>
-        <w:divId w:val="207687371"/>
+        <w:divId w:val="265698633"/>
         <w:rPr>
           <w:lang w:val="nl-NL"/>
         </w:rPr>
@@ -2761,7 +2761,7 @@
     <w:p>
       <w:pPr>
         <w:pStyle w:val="Normaalweb"/>
-        <w:divId w:val="207687371"/>
+        <w:divId w:val="265698633"/>
         <w:rPr>
           <w:lang w:val="nl-NL"/>
         </w:rPr>
@@ -2776,7 +2776,7 @@
     <w:p>
       <w:pPr>
         <w:pStyle w:val="Normaalweb"/>
-        <w:divId w:val="207687371"/>
+        <w:divId w:val="265698633"/>
         <w:rPr>
           <w:lang w:val="nl-NL"/>
         </w:rPr>
@@ -2791,7 +2791,7 @@
     <w:p>
       <w:pPr>
         <w:pStyle w:val="Normaalweb"/>
-        <w:divId w:val="207687371"/>
+        <w:divId w:val="265698633"/>
         <w:rPr>
           <w:lang w:val="nl-NL"/>
         </w:rPr>
@@ -2806,7 +2806,7 @@
     <w:p>
       <w:pPr>
         <w:pStyle w:val="Normaalweb"/>
-        <w:divId w:val="207687371"/>
+        <w:divId w:val="265698633"/>
         <w:rPr>
           <w:lang w:val="nl-NL"/>
         </w:rPr>
@@ -2822,7 +2822,7 @@
       <w:pPr>
         <w:pStyle w:val="marker"/>
         <w:ind w:left="800" w:right="800"/>
-        <w:divId w:val="207687371"/>
+        <w:divId w:val="265698633"/>
         <w:rPr>
           <w:lang w:val="nl-NL"/>
         </w:rPr>
@@ -2834,13 +2834,13 @@
     <w:p>
       <w:pPr>
         <w:pStyle w:val="Kop2"/>
-        <w:divId w:val="207687371"/>
+        <w:divId w:val="265698633"/>
         <w:rPr>
           <w:rFonts w:eastAsia="Times New Roman"/>
           <w:lang w:val="nl-NL"/>
         </w:rPr>
       </w:pPr>
-      <w:bookmarkStart w:id="11" w:name="_Toc241651291"/>
+      <w:bookmarkStart w:id="11" w:name="_Toc241652789"/>
       <w:r>
         <w:rPr>
           <w:rFonts w:eastAsia="Times New Roman"/>
@@ -2853,7 +2853,7 @@
     <w:p>
       <w:pPr>
         <w:pStyle w:val="Normaalweb"/>
-        <w:divId w:val="207687371"/>
+        <w:divId w:val="265698633"/>
         <w:rPr>
           <w:lang w:val="nl-NL"/>
         </w:rPr>
@@ -2868,7 +2868,7 @@
     <w:p>
       <w:pPr>
         <w:pStyle w:val="Normaalweb"/>
-        <w:divId w:val="207687371"/>
+        <w:divId w:val="265698633"/>
         <w:rPr>
           <w:lang w:val="nl-NL"/>
         </w:rPr>
@@ -2890,7 +2890,7 @@
     <w:p>
       <w:pPr>
         <w:pStyle w:val="Normaalweb"/>
-        <w:divId w:val="207687371"/>
+        <w:divId w:val="265698633"/>
         <w:rPr>
           <w:lang w:val="nl-NL"/>
         </w:rPr>
@@ -2918,7 +2918,7 @@
     <w:p>
       <w:pPr>
         <w:pStyle w:val="Normaalweb"/>
-        <w:divId w:val="207687371"/>
+        <w:divId w:val="265698633"/>
         <w:rPr>
           <w:lang w:val="nl-NL"/>
         </w:rPr>
@@ -2933,7 +2933,7 @@
     <w:p>
       <w:pPr>
         <w:pStyle w:val="Normaalweb"/>
-        <w:divId w:val="207687371"/>
+        <w:divId w:val="265698633"/>
         <w:rPr>
           <w:lang w:val="nl-NL"/>
         </w:rPr>
@@ -2949,7 +2949,7 @@
       <w:pPr>
         <w:pStyle w:val="marker"/>
         <w:ind w:left="800" w:right="800"/>
-        <w:divId w:val="207687371"/>
+        <w:divId w:val="265698633"/>
         <w:rPr>
           <w:lang w:val="nl-NL"/>
         </w:rPr>
@@ -2961,13 +2961,13 @@
     <w:p>
       <w:pPr>
         <w:pStyle w:val="Kop2"/>
-        <w:divId w:val="207687371"/>
+        <w:divId w:val="265698633"/>
         <w:rPr>
           <w:rFonts w:eastAsia="Times New Roman"/>
           <w:lang w:val="nl-NL"/>
         </w:rPr>
       </w:pPr>
-      <w:bookmarkStart w:id="12" w:name="_Toc241651292"/>
+      <w:bookmarkStart w:id="12" w:name="_Toc241652790"/>
       <w:r>
         <w:rPr>
           <w:rFonts w:eastAsia="Times New Roman"/>
@@ -2980,7 +2980,7 @@
     <w:p>
       <w:pPr>
         <w:pStyle w:val="Normaalweb"/>
-        <w:divId w:val="207687371"/>
+        <w:divId w:val="265698633"/>
         <w:rPr>
           <w:lang w:val="nl-NL"/>
         </w:rPr>
@@ -2995,28 +2995,28 @@
     <w:p>
       <w:pPr>
         <w:pStyle w:val="Normaalweb"/>
-        <w:divId w:val="207687371"/>
-        <w:rPr>
-          <w:lang w:val="nl-NL"/>
-        </w:rPr>
-      </w:pPr>
-      <w:r>
-        <w:rPr>
-          <w:lang w:val="nl-NL"/>
-        </w:rPr>
-        <w:t>De initiële reflex is altij</w:t>
-      </w:r>
-      <w:r>
-        <w:rPr>
-          <w:lang w:val="nl-NL"/>
-        </w:rPr>
-        <w:t>d het oplossen van het eigen, individuele probleem. Echter, bij het systematisch loggen van de tijdlijnen werd een structureel patroon zichtbaar dat de individuele casus overstijgt. Dit mechanisme raakt iedereen die buiten de standaardnorm valt. Voor wie binnen de norm leeft, functioneert het systeem onzichtbaar en frictieloos. Dat bewijst niet dat het systeem universeel werkt; het bewijst dat het is geoptimaliseerd voor een specifiek, nationaal profiel.</w:t>
-      </w:r>
-    </w:p>
-    <w:p>
-      <w:pPr>
-        <w:pStyle w:val="Normaalweb"/>
-        <w:divId w:val="207687371"/>
+        <w:divId w:val="265698633"/>
+        <w:rPr>
+          <w:lang w:val="nl-NL"/>
+        </w:rPr>
+      </w:pPr>
+      <w:r>
+        <w:rPr>
+          <w:lang w:val="nl-NL"/>
+        </w:rPr>
+        <w:t>De initiële reflex i</w:t>
+      </w:r>
+      <w:r>
+        <w:rPr>
+          <w:lang w:val="nl-NL"/>
+        </w:rPr>
+        <w:t>s altijd het oplossen van het eigen, individuele probleem. Echter, bij het systematisch loggen van de tijdlijnen werd een structureel patroon zichtbaar dat de individuele casus overstijgt. Dit mechanisme raakt iedereen die buiten de standaardnorm valt. Voor wie binnen de norm leeft, functioneert het systeem onzichtbaar en frictieloos. Dat bewijst niet dat het systeem universeel werkt; het bewijst dat het is geoptimaliseerd voor een specifiek, nationaal profiel.</w:t>
+      </w:r>
+    </w:p>
+    <w:p>
+      <w:pPr>
+        <w:pStyle w:val="Normaalweb"/>
+        <w:divId w:val="265698633"/>
         <w:rPr>
           <w:lang w:val="nl-NL"/>
         </w:rPr>
@@ -3031,7 +3031,7 @@
     <w:p>
       <w:pPr>
         <w:pStyle w:val="Normaalweb"/>
-        <w:divId w:val="207687371"/>
+        <w:divId w:val="265698633"/>
         <w:rPr>
           <w:lang w:val="nl-NL"/>
         </w:rPr>
@@ -3046,7 +3046,7 @@
     <w:p>
       <w:pPr>
         <w:pStyle w:val="Normaalweb"/>
-        <w:divId w:val="207687371"/>
+        <w:divId w:val="265698633"/>
         <w:rPr>
           <w:lang w:val="nl-NL"/>
         </w:rPr>
@@ -3061,7 +3061,7 @@
     <w:p>
       <w:pPr>
         <w:pStyle w:val="Normaalweb"/>
-        <w:divId w:val="207687371"/>
+        <w:divId w:val="265698633"/>
         <w:rPr>
           <w:lang w:val="nl-NL"/>
         </w:rPr>
@@ -3308,7 +3308,7 @@
         <w:sz w:val="18"/>
       </w:rPr>
       <w:tab/>
-      <w:t>Laatst gewijzigd: 30 september 2026</w:t>
+      <w:t>Laatst gewijzigd: 30 september 2026, 09:20</w:t>
     </w:r>
   </w:p>
 </w:hdr>
@@ -4560,7 +4560,7 @@
     <w:link w:val="KoptekstChar"/>
     <w:uiPriority w:val="99"/>
     <w:unhideWhenUsed/>
-    <w:rsid w:val="00AE7D55"/>
+    <w:rsid w:val="006C73CC"/>
     <w:pPr>
       <w:tabs>
         <w:tab w:val="center" w:pos="4536"/>
@@ -4573,7 +4573,7 @@
     <w:basedOn w:val="Standaardalinea-lettertype"/>
     <w:link w:val="Koptekst"/>
     <w:uiPriority w:val="99"/>
-    <w:rsid w:val="00AE7D55"/>
+    <w:rsid w:val="006C73CC"/>
     <w:rPr>
       <w:rFonts w:eastAsiaTheme="minorEastAsia"/>
       <w:sz w:val="24"/>
@@ -4586,7 +4586,7 @@
     <w:link w:val="VoettekstChar"/>
     <w:uiPriority w:val="99"/>
     <w:unhideWhenUsed/>
-    <w:rsid w:val="00AE7D55"/>
+    <w:rsid w:val="006C73CC"/>
     <w:pPr>
       <w:tabs>
         <w:tab w:val="center" w:pos="4536"/>
@@ -4599,7 +4599,7 @@
     <w:basedOn w:val="Standaardalinea-lettertype"/>
     <w:link w:val="Voettekst"/>
     <w:uiPriority w:val="99"/>
-    <w:rsid w:val="00AE7D55"/>
+    <w:rsid w:val="006C73CC"/>
     <w:rPr>
       <w:rFonts w:eastAsiaTheme="minorEastAsia"/>
       <w:sz w:val="24"/>
@@ -4613,7 +4613,7 @@
     <w:autoRedefine/>
     <w:uiPriority w:val="39"/>
     <w:unhideWhenUsed/>
-    <w:rsid w:val="00AE7D55"/>
+    <w:rsid w:val="006C73CC"/>
     <w:pPr>
       <w:spacing w:after="100"/>
       <w:ind w:left="220"/>

--- a/docx/document-d.docx
+++ b/docx/document-d.docx
@@ -7,7 +7,7 @@
         <w:spacing w:after="480"/>
         <w:jc w:val="center"/>
         <w:outlineLvl w:val="1"/>
-        <w:divId w:val="506332121"/>
+        <w:divId w:val="942112343"/>
         <w:rPr>
           <w:rFonts w:ascii="Aptos Display" w:eastAsia="Times New Roman" w:hAnsi="Aptos Display"/>
           <w:b/>
@@ -36,7 +36,7 @@
     <w:p>
       <w:pPr>
         <w:pStyle w:val="ondertitel2"/>
-        <w:divId w:val="506332121"/>
+        <w:divId w:val="942112343"/>
         <w:rPr>
           <w:lang w:val="nl-NL"/>
         </w:rPr>
@@ -51,7 +51,7 @@
     <w:p>
       <w:pPr>
         <w:pStyle w:val="documentaanduiding2"/>
-        <w:divId w:val="506332121"/>
+        <w:divId w:val="942112343"/>
         <w:rPr>
           <w:lang w:val="nl-NL"/>
         </w:rPr>
@@ -66,7 +66,7 @@
     <w:p>
       <w:pPr>
         <w:pStyle w:val="auteur2"/>
-        <w:divId w:val="506332121"/>
+        <w:divId w:val="942112343"/>
         <w:rPr>
           <w:lang w:val="nl-NL"/>
         </w:rPr>
@@ -81,23 +81,23 @@
     <w:p>
       <w:pPr>
         <w:pStyle w:val="meta-lijn2"/>
-        <w:divId w:val="506332121"/>
-        <w:rPr>
-          <w:lang w:val="nl-NL"/>
-        </w:rPr>
-      </w:pPr>
-      <w:r>
-        <w:rPr>
-          <w:lang w:val="nl-NL"/>
-        </w:rPr>
-        <w:t>Versie bijgewerkt: 30 september 2026, 09:20</w:t>
+        <w:divId w:val="942112343"/>
+        <w:rPr>
+          <w:lang w:val="nl-NL"/>
+        </w:rPr>
+      </w:pPr>
+      <w:r>
+        <w:rPr>
+          <w:lang w:val="nl-NL"/>
+        </w:rPr>
+        <w:t>Versie bijgewerkt: 1 oktober 2026, 13:02</w:t>
       </w:r>
     </w:p>
     <w:p>
       <w:pPr>
         <w:pStyle w:val="marker"/>
         <w:ind w:left="800" w:right="800"/>
-        <w:divId w:val="265698633"/>
+        <w:divId w:val="1453743595"/>
         <w:rPr>
           <w:lang w:val="nl-NL"/>
         </w:rPr>
@@ -110,13 +110,13 @@
       <w:pPr>
         <w:pStyle w:val="Kop2"/>
         <w:pageBreakBefore/>
-        <w:divId w:val="928201233"/>
+        <w:divId w:val="1975600893"/>
         <w:rPr>
           <w:rFonts w:eastAsia="Times New Roman"/>
           <w:lang w:val="nl-NL"/>
         </w:rPr>
       </w:pPr>
-      <w:bookmarkStart w:id="0" w:name="_Toc241652778"/>
+      <w:bookmarkStart w:id="0" w:name="_Toc241752576"/>
       <w:r>
         <w:rPr>
           <w:rFonts w:eastAsia="Times New Roman"/>
@@ -133,7 +133,7 @@
         <w:tabs>
           <w:tab w:val="right" w:leader="dot" w:pos="9062"/>
         </w:tabs>
-        <w:divId w:val="928201233"/>
+        <w:divId w:val="1975600893"/>
         <w:rPr>
           <w:rFonts w:asciiTheme="minorHAnsi" w:hAnsiTheme="minorHAnsi" w:cstheme="minorBidi"/>
           <w:noProof/>
@@ -184,7 +184,7 @@
         <w:rPr>
           <w:noProof/>
         </w:rPr>
-        <w:instrText xml:space="preserve"> PAGEREF _Toc241652778 \h </w:instrText>
+        <w:instrText xml:space="preserve"> PAGEREF _Toc241752576 \h </w:instrText>
       </w:r>
       <w:r>
         <w:rPr>
@@ -216,7 +216,7 @@
         <w:tabs>
           <w:tab w:val="right" w:leader="dot" w:pos="9062"/>
         </w:tabs>
-        <w:divId w:val="928201233"/>
+        <w:divId w:val="1975600893"/>
         <w:rPr>
           <w:rFonts w:asciiTheme="minorHAnsi" w:hAnsiTheme="minorHAnsi" w:cstheme="minorBidi"/>
           <w:noProof/>
@@ -249,7 +249,7 @@
         <w:rPr>
           <w:noProof/>
         </w:rPr>
-        <w:instrText xml:space="preserve"> PAGEREF _Toc241652779 \h </w:instrText>
+        <w:instrText xml:space="preserve"> PAGEREF _Toc241752577 \h </w:instrText>
       </w:r>
       <w:r>
         <w:rPr>
@@ -281,7 +281,7 @@
         <w:tabs>
           <w:tab w:val="right" w:leader="dot" w:pos="9062"/>
         </w:tabs>
-        <w:divId w:val="928201233"/>
+        <w:divId w:val="1975600893"/>
         <w:rPr>
           <w:rFonts w:asciiTheme="minorHAnsi" w:hAnsiTheme="minorHAnsi" w:cstheme="minorBidi"/>
           <w:noProof/>
@@ -314,7 +314,7 @@
         <w:rPr>
           <w:noProof/>
         </w:rPr>
-        <w:instrText xml:space="preserve"> PAGEREF _Toc241652780 \h </w:instrText>
+        <w:instrText xml:space="preserve"> PAGEREF _Toc241752578 \h </w:instrText>
       </w:r>
       <w:r>
         <w:rPr>
@@ -346,7 +346,7 @@
         <w:tabs>
           <w:tab w:val="right" w:leader="dot" w:pos="9062"/>
         </w:tabs>
-        <w:divId w:val="928201233"/>
+        <w:divId w:val="1975600893"/>
         <w:rPr>
           <w:rFonts w:asciiTheme="minorHAnsi" w:hAnsiTheme="minorHAnsi" w:cstheme="minorBidi"/>
           <w:noProof/>
@@ -379,7 +379,7 @@
         <w:rPr>
           <w:noProof/>
         </w:rPr>
-        <w:instrText xml:space="preserve"> PAGEREF _Toc241652781 \h </w:instrText>
+        <w:instrText xml:space="preserve"> PAGEREF _Toc241752579 \h </w:instrText>
       </w:r>
       <w:r>
         <w:rPr>
@@ -411,7 +411,7 @@
         <w:tabs>
           <w:tab w:val="right" w:leader="dot" w:pos="9062"/>
         </w:tabs>
-        <w:divId w:val="928201233"/>
+        <w:divId w:val="1975600893"/>
         <w:rPr>
           <w:rFonts w:asciiTheme="minorHAnsi" w:hAnsiTheme="minorHAnsi" w:cstheme="minorBidi"/>
           <w:noProof/>
@@ -444,7 +444,7 @@
         <w:rPr>
           <w:noProof/>
         </w:rPr>
-        <w:instrText xml:space="preserve"> PAGEREF _Toc241652782 \h </w:instrText>
+        <w:instrText xml:space="preserve"> PAGEREF _Toc241752580 \h </w:instrText>
       </w:r>
       <w:r>
         <w:rPr>
@@ -476,7 +476,7 @@
         <w:tabs>
           <w:tab w:val="right" w:leader="dot" w:pos="9062"/>
         </w:tabs>
-        <w:divId w:val="928201233"/>
+        <w:divId w:val="1975600893"/>
         <w:rPr>
           <w:rFonts w:asciiTheme="minorHAnsi" w:hAnsiTheme="minorHAnsi" w:cstheme="minorBidi"/>
           <w:noProof/>
@@ -509,7 +509,7 @@
         <w:rPr>
           <w:noProof/>
         </w:rPr>
-        <w:instrText xml:space="preserve"> PAGEREF _Toc241652783 \h </w:instrText>
+        <w:instrText xml:space="preserve"> PAGEREF _Toc241752581 \h </w:instrText>
       </w:r>
       <w:r>
         <w:rPr>
@@ -541,7 +541,7 @@
         <w:tabs>
           <w:tab w:val="right" w:leader="dot" w:pos="9062"/>
         </w:tabs>
-        <w:divId w:val="928201233"/>
+        <w:divId w:val="1975600893"/>
         <w:rPr>
           <w:rFonts w:asciiTheme="minorHAnsi" w:hAnsiTheme="minorHAnsi" w:cstheme="minorBidi"/>
           <w:noProof/>
@@ -574,7 +574,7 @@
         <w:rPr>
           <w:noProof/>
         </w:rPr>
-        <w:instrText xml:space="preserve"> PAGEREF _Toc241652784 \h </w:instrText>
+        <w:instrText xml:space="preserve"> PAGEREF _Toc241752582 \h </w:instrText>
       </w:r>
       <w:r>
         <w:rPr>
@@ -606,7 +606,7 @@
         <w:tabs>
           <w:tab w:val="right" w:leader="dot" w:pos="9062"/>
         </w:tabs>
-        <w:divId w:val="928201233"/>
+        <w:divId w:val="1975600893"/>
         <w:rPr>
           <w:rFonts w:asciiTheme="minorHAnsi" w:hAnsiTheme="minorHAnsi" w:cstheme="minorBidi"/>
           <w:noProof/>
@@ -639,7 +639,7 @@
         <w:rPr>
           <w:noProof/>
         </w:rPr>
-        <w:instrText xml:space="preserve"> PAGEREF _Toc241652785 \h </w:instrText>
+        <w:instrText xml:space="preserve"> PAGEREF _Toc241752583 \h </w:instrText>
       </w:r>
       <w:r>
         <w:rPr>
@@ -671,7 +671,7 @@
         <w:tabs>
           <w:tab w:val="right" w:leader="dot" w:pos="9062"/>
         </w:tabs>
-        <w:divId w:val="928201233"/>
+        <w:divId w:val="1975600893"/>
         <w:rPr>
           <w:rFonts w:asciiTheme="minorHAnsi" w:hAnsiTheme="minorHAnsi" w:cstheme="minorBidi"/>
           <w:noProof/>
@@ -704,7 +704,7 @@
         <w:rPr>
           <w:noProof/>
         </w:rPr>
-        <w:instrText xml:space="preserve"> PAGEREF _Toc241652786 \h </w:instrText>
+        <w:instrText xml:space="preserve"> PAGEREF _Toc241752584 \h </w:instrText>
       </w:r>
       <w:r>
         <w:rPr>
@@ -736,7 +736,7 @@
         <w:tabs>
           <w:tab w:val="right" w:leader="dot" w:pos="9062"/>
         </w:tabs>
-        <w:divId w:val="928201233"/>
+        <w:divId w:val="1975600893"/>
         <w:rPr>
           <w:rFonts w:asciiTheme="minorHAnsi" w:hAnsiTheme="minorHAnsi" w:cstheme="minorBidi"/>
           <w:noProof/>
@@ -769,7 +769,7 @@
         <w:rPr>
           <w:noProof/>
         </w:rPr>
-        <w:instrText xml:space="preserve"> PAGEREF _Toc241652787 \h </w:instrText>
+        <w:instrText xml:space="preserve"> PAGEREF _Toc241752585 \h </w:instrText>
       </w:r>
       <w:r>
         <w:rPr>
@@ -801,7 +801,7 @@
         <w:tabs>
           <w:tab w:val="right" w:leader="dot" w:pos="9062"/>
         </w:tabs>
-        <w:divId w:val="928201233"/>
+        <w:divId w:val="1975600893"/>
         <w:rPr>
           <w:rFonts w:asciiTheme="minorHAnsi" w:hAnsiTheme="minorHAnsi" w:cstheme="minorBidi"/>
           <w:noProof/>
@@ -834,7 +834,7 @@
         <w:rPr>
           <w:noProof/>
         </w:rPr>
-        <w:instrText xml:space="preserve"> PAGEREF _Toc241652788 \h </w:instrText>
+        <w:instrText xml:space="preserve"> PAGEREF _Toc241752586 \h </w:instrText>
       </w:r>
       <w:r>
         <w:rPr>
@@ -866,7 +866,7 @@
         <w:tabs>
           <w:tab w:val="right" w:leader="dot" w:pos="9062"/>
         </w:tabs>
-        <w:divId w:val="928201233"/>
+        <w:divId w:val="1975600893"/>
         <w:rPr>
           <w:rFonts w:asciiTheme="minorHAnsi" w:hAnsiTheme="minorHAnsi" w:cstheme="minorBidi"/>
           <w:noProof/>
@@ -899,7 +899,7 @@
         <w:rPr>
           <w:noProof/>
         </w:rPr>
-        <w:instrText xml:space="preserve"> PAGEREF _Toc241652789 \h </w:instrText>
+        <w:instrText xml:space="preserve"> PAGEREF _Toc241752587 \h </w:instrText>
       </w:r>
       <w:r>
         <w:rPr>
@@ -931,7 +931,7 @@
         <w:tabs>
           <w:tab w:val="right" w:leader="dot" w:pos="9062"/>
         </w:tabs>
-        <w:divId w:val="928201233"/>
+        <w:divId w:val="1975600893"/>
         <w:rPr>
           <w:rFonts w:asciiTheme="minorHAnsi" w:hAnsiTheme="minorHAnsi" w:cstheme="minorBidi"/>
           <w:noProof/>
@@ -964,7 +964,7 @@
         <w:rPr>
           <w:noProof/>
         </w:rPr>
-        <w:instrText xml:space="preserve"> PAGEREF _Toc241652790 \h </w:instrText>
+        <w:instrText xml:space="preserve"> PAGEREF _Toc241752588 \h </w:instrText>
       </w:r>
       <w:r>
         <w:rPr>
@@ -993,7 +993,7 @@
     <w:p>
       <w:pPr>
         <w:pStyle w:val="marker"/>
-        <w:divId w:val="928201233"/>
+        <w:divId w:val="1975600893"/>
         <w:rPr>
           <w:lang w:val="nl-NL"/>
         </w:rPr>
@@ -1009,7 +1009,7 @@
       <w:pPr>
         <w:pStyle w:val="marker"/>
         <w:ind w:left="800" w:right="800"/>
-        <w:divId w:val="265698633"/>
+        <w:divId w:val="1453743595"/>
         <w:rPr>
           <w:lang w:val="nl-NL"/>
         </w:rPr>
@@ -1021,7 +1021,7 @@
     <w:p>
       <w:pPr>
         <w:jc w:val="both"/>
-        <w:divId w:val="794062956"/>
+        <w:divId w:val="1918324784"/>
         <w:rPr>
           <w:i/>
           <w:iCs/>
@@ -1051,7 +1051,7 @@
     <w:p>
       <w:pPr>
         <w:jc w:val="both"/>
-        <w:divId w:val="794062956"/>
+        <w:divId w:val="1918324784"/>
         <w:rPr>
           <w:i/>
           <w:iCs/>
@@ -1073,7 +1073,7 @@
       <w:pPr>
         <w:pStyle w:val="marker"/>
         <w:ind w:left="800" w:right="800"/>
-        <w:divId w:val="265698633"/>
+        <w:divId w:val="1453743595"/>
         <w:rPr>
           <w:lang w:val="nl-NL"/>
         </w:rPr>
@@ -1085,13 +1085,13 @@
     <w:p>
       <w:pPr>
         <w:pStyle w:val="Kop2"/>
-        <w:divId w:val="265698633"/>
+        <w:divId w:val="1453743595"/>
         <w:rPr>
           <w:rFonts w:eastAsia="Times New Roman"/>
           <w:lang w:val="nl-NL"/>
         </w:rPr>
       </w:pPr>
-      <w:bookmarkStart w:id="1" w:name="_Toc241652779"/>
+      <w:bookmarkStart w:id="1" w:name="_Toc241752577"/>
       <w:r>
         <w:rPr>
           <w:rFonts w:eastAsia="Times New Roman"/>
@@ -1104,7 +1104,7 @@
     <w:p>
       <w:pPr>
         <w:pStyle w:val="Normaalweb"/>
-        <w:divId w:val="265698633"/>
+        <w:divId w:val="1453743595"/>
         <w:rPr>
           <w:lang w:val="nl-NL"/>
         </w:rPr>
@@ -1119,7 +1119,7 @@
     <w:p>
       <w:pPr>
         <w:pStyle w:val="Normaalweb"/>
-        <w:divId w:val="265698633"/>
+        <w:divId w:val="1453743595"/>
         <w:rPr>
           <w:lang w:val="nl-NL"/>
         </w:rPr>
@@ -1134,7 +1134,7 @@
     <w:p>
       <w:pPr>
         <w:pStyle w:val="Normaalweb"/>
-        <w:divId w:val="265698633"/>
+        <w:divId w:val="1453743595"/>
         <w:rPr>
           <w:lang w:val="nl-NL"/>
         </w:rPr>
@@ -1156,7 +1156,7 @@
     <w:p>
       <w:pPr>
         <w:pStyle w:val="Normaalweb"/>
-        <w:divId w:val="265698633"/>
+        <w:divId w:val="1453743595"/>
         <w:rPr>
           <w:lang w:val="nl-NL"/>
         </w:rPr>
@@ -1178,7 +1178,7 @@
     <w:p>
       <w:pPr>
         <w:pStyle w:val="Normaalweb"/>
-        <w:divId w:val="265698633"/>
+        <w:divId w:val="1453743595"/>
         <w:rPr>
           <w:lang w:val="nl-NL"/>
         </w:rPr>
@@ -1200,7 +1200,7 @@
     <w:p>
       <w:pPr>
         <w:pStyle w:val="Normaalweb"/>
-        <w:divId w:val="265698633"/>
+        <w:divId w:val="1453743595"/>
         <w:rPr>
           <w:lang w:val="nl-NL"/>
         </w:rPr>
@@ -1222,7 +1222,7 @@
     <w:p>
       <w:pPr>
         <w:pStyle w:val="Normaalweb"/>
-        <w:divId w:val="265698633"/>
+        <w:divId w:val="1453743595"/>
         <w:rPr>
           <w:lang w:val="nl-NL"/>
         </w:rPr>
@@ -1244,7 +1244,7 @@
     <w:p>
       <w:pPr>
         <w:pStyle w:val="Normaalweb"/>
-        <w:divId w:val="265698633"/>
+        <w:divId w:val="1453743595"/>
         <w:rPr>
           <w:lang w:val="nl-NL"/>
         </w:rPr>
@@ -1266,7 +1266,7 @@
     <w:p>
       <w:pPr>
         <w:pStyle w:val="Normaalweb"/>
-        <w:divId w:val="265698633"/>
+        <w:divId w:val="1453743595"/>
         <w:rPr>
           <w:lang w:val="nl-NL"/>
         </w:rPr>
@@ -1282,7 +1282,7 @@
       <w:pPr>
         <w:pStyle w:val="marker"/>
         <w:ind w:left="800" w:right="800"/>
-        <w:divId w:val="265698633"/>
+        <w:divId w:val="1453743595"/>
         <w:rPr>
           <w:lang w:val="nl-NL"/>
         </w:rPr>
@@ -1294,13 +1294,13 @@
     <w:p>
       <w:pPr>
         <w:pStyle w:val="Kop2"/>
-        <w:divId w:val="265698633"/>
+        <w:divId w:val="1453743595"/>
         <w:rPr>
           <w:rFonts w:eastAsia="Times New Roman"/>
           <w:lang w:val="nl-NL"/>
         </w:rPr>
       </w:pPr>
-      <w:bookmarkStart w:id="2" w:name="_Toc241652780"/>
+      <w:bookmarkStart w:id="2" w:name="_Toc241752578"/>
       <w:r>
         <w:rPr>
           <w:rFonts w:eastAsia="Times New Roman"/>
@@ -1313,7 +1313,7 @@
     <w:p>
       <w:pPr>
         <w:pStyle w:val="Normaalweb"/>
-        <w:divId w:val="265698633"/>
+        <w:divId w:val="1453743595"/>
         <w:rPr>
           <w:lang w:val="nl-NL"/>
         </w:rPr>
@@ -1328,7 +1328,7 @@
     <w:p>
       <w:pPr>
         <w:pStyle w:val="Normaalweb"/>
-        <w:divId w:val="265698633"/>
+        <w:divId w:val="1453743595"/>
         <w:rPr>
           <w:lang w:val="nl-NL"/>
         </w:rPr>
@@ -1343,7 +1343,7 @@
     <w:p>
       <w:pPr>
         <w:pStyle w:val="Normaalweb"/>
-        <w:divId w:val="265698633"/>
+        <w:divId w:val="1453743595"/>
         <w:rPr>
           <w:lang w:val="nl-NL"/>
         </w:rPr>
@@ -1358,7 +1358,7 @@
     <w:p>
       <w:pPr>
         <w:pStyle w:val="Normaalweb"/>
-        <w:divId w:val="265698633"/>
+        <w:divId w:val="1453743595"/>
         <w:rPr>
           <w:lang w:val="nl-NL"/>
         </w:rPr>
@@ -1373,7 +1373,7 @@
     <w:p>
       <w:pPr>
         <w:pStyle w:val="Normaalweb"/>
-        <w:divId w:val="265698633"/>
+        <w:divId w:val="1453743595"/>
         <w:rPr>
           <w:lang w:val="nl-NL"/>
         </w:rPr>
@@ -1388,7 +1388,7 @@
     <w:p>
       <w:pPr>
         <w:pStyle w:val="Normaalweb"/>
-        <w:divId w:val="265698633"/>
+        <w:divId w:val="1453743595"/>
         <w:rPr>
           <w:lang w:val="nl-NL"/>
         </w:rPr>
@@ -1410,7 +1410,7 @@
     <w:p>
       <w:pPr>
         <w:pStyle w:val="Normaalweb"/>
-        <w:divId w:val="265698633"/>
+        <w:divId w:val="1453743595"/>
         <w:rPr>
           <w:lang w:val="nl-NL"/>
         </w:rPr>
@@ -1432,7 +1432,7 @@
     <w:p>
       <w:pPr>
         <w:pStyle w:val="Normaalweb"/>
-        <w:divId w:val="265698633"/>
+        <w:divId w:val="1453743595"/>
         <w:rPr>
           <w:lang w:val="nl-NL"/>
         </w:rPr>
@@ -1454,7 +1454,7 @@
     <w:p>
       <w:pPr>
         <w:pStyle w:val="Normaalweb"/>
-        <w:divId w:val="265698633"/>
+        <w:divId w:val="1453743595"/>
         <w:rPr>
           <w:lang w:val="nl-NL"/>
         </w:rPr>
@@ -1483,7 +1483,7 @@
     <w:p>
       <w:pPr>
         <w:pStyle w:val="Normaalweb"/>
-        <w:divId w:val="265698633"/>
+        <w:divId w:val="1453743595"/>
         <w:rPr>
           <w:lang w:val="nl-NL"/>
         </w:rPr>
@@ -1511,7 +1511,7 @@
     <w:p>
       <w:pPr>
         <w:pStyle w:val="Normaalweb"/>
-        <w:divId w:val="265698633"/>
+        <w:divId w:val="1453743595"/>
         <w:rPr>
           <w:lang w:val="nl-NL"/>
         </w:rPr>
@@ -1533,7 +1533,7 @@
     <w:p>
       <w:pPr>
         <w:pStyle w:val="Normaalweb"/>
-        <w:divId w:val="265698633"/>
+        <w:divId w:val="1453743595"/>
         <w:rPr>
           <w:lang w:val="nl-NL"/>
         </w:rPr>
@@ -1548,7 +1548,7 @@
     <w:p>
       <w:pPr>
         <w:pStyle w:val="Normaalweb"/>
-        <w:divId w:val="265698633"/>
+        <w:divId w:val="1453743595"/>
         <w:rPr>
           <w:lang w:val="nl-NL"/>
         </w:rPr>
@@ -1577,7 +1577,7 @@
       <w:pPr>
         <w:pStyle w:val="marker"/>
         <w:ind w:left="800" w:right="800"/>
-        <w:divId w:val="265698633"/>
+        <w:divId w:val="1453743595"/>
         <w:rPr>
           <w:lang w:val="nl-NL"/>
         </w:rPr>
@@ -1589,13 +1589,13 @@
     <w:p>
       <w:pPr>
         <w:pStyle w:val="Kop2"/>
-        <w:divId w:val="265698633"/>
+        <w:divId w:val="1453743595"/>
         <w:rPr>
           <w:rFonts w:eastAsia="Times New Roman"/>
           <w:lang w:val="nl-NL"/>
         </w:rPr>
       </w:pPr>
-      <w:bookmarkStart w:id="3" w:name="_Toc241652781"/>
+      <w:bookmarkStart w:id="3" w:name="_Toc241752579"/>
       <w:r>
         <w:rPr>
           <w:rFonts w:eastAsia="Times New Roman"/>
@@ -1608,7 +1608,7 @@
     <w:p>
       <w:pPr>
         <w:pStyle w:val="Normaalweb"/>
-        <w:divId w:val="265698633"/>
+        <w:divId w:val="1453743595"/>
         <w:rPr>
           <w:lang w:val="nl-NL"/>
         </w:rPr>
@@ -1623,7 +1623,7 @@
     <w:p>
       <w:pPr>
         <w:pStyle w:val="Normaalweb"/>
-        <w:divId w:val="265698633"/>
+        <w:divId w:val="1453743595"/>
         <w:rPr>
           <w:lang w:val="nl-NL"/>
         </w:rPr>
@@ -1651,7 +1651,7 @@
     <w:p>
       <w:pPr>
         <w:pStyle w:val="Normaalweb"/>
-        <w:divId w:val="265698633"/>
+        <w:divId w:val="1453743595"/>
         <w:rPr>
           <w:lang w:val="nl-NL"/>
         </w:rPr>
@@ -1673,7 +1673,7 @@
     <w:p>
       <w:pPr>
         <w:pStyle w:val="Normaalweb"/>
-        <w:divId w:val="265698633"/>
+        <w:divId w:val="1453743595"/>
         <w:rPr>
           <w:lang w:val="nl-NL"/>
         </w:rPr>
@@ -1701,7 +1701,7 @@
     <w:p>
       <w:pPr>
         <w:pStyle w:val="Normaalweb"/>
-        <w:divId w:val="265698633"/>
+        <w:divId w:val="1453743595"/>
         <w:rPr>
           <w:lang w:val="nl-NL"/>
         </w:rPr>
@@ -1723,7 +1723,7 @@
     <w:p>
       <w:pPr>
         <w:pStyle w:val="Normaalweb"/>
-        <w:divId w:val="265698633"/>
+        <w:divId w:val="1453743595"/>
         <w:rPr>
           <w:lang w:val="nl-NL"/>
         </w:rPr>
@@ -1751,7 +1751,7 @@
     <w:p>
       <w:pPr>
         <w:pStyle w:val="Normaalweb"/>
-        <w:divId w:val="265698633"/>
+        <w:divId w:val="1453743595"/>
         <w:rPr>
           <w:lang w:val="nl-NL"/>
         </w:rPr>
@@ -1766,7 +1766,7 @@
     <w:p>
       <w:pPr>
         <w:pStyle w:val="Normaalweb"/>
-        <w:divId w:val="265698633"/>
+        <w:divId w:val="1453743595"/>
         <w:rPr>
           <w:lang w:val="nl-NL"/>
         </w:rPr>
@@ -1782,20 +1782,13 @@
         <w:rPr>
           <w:lang w:val="nl-NL"/>
         </w:rPr>
-        <w:t xml:space="preserve"> In elke laag gebeurt hetzelfde. Een instantie ziet een probleem. De instantie stelt vast dat het probleem niet binnen haar bevoegdheid valt. De instantie verwijst naar een andere instantie. De andere </w:t>
-      </w:r>
-      <w:r>
-        <w:rPr>
-          <w:lang w:val="nl-NL"/>
-        </w:rPr>
-        <w:lastRenderedPageBreak/>
-        <w:t>instantie doet hetzelfde. En de burger wordt geacht de verbinding te zijn tussen al die instanties. De burger is de enige actor in het systeem die geen bevoegdheid heeft om iets te beslissen, maar die wel de enige actor is die het hele systeem moet laten werken.</w:t>
-      </w:r>
-    </w:p>
-    <w:p>
-      <w:pPr>
-        <w:pStyle w:val="Normaalweb"/>
-        <w:divId w:val="265698633"/>
+        <w:t xml:space="preserve"> In elke laag gebeurt hetzelfde. Een instantie ziet een probleem. De instantie stelt vast dat het probleem niet binnen haar bevoegdheid valt. De instantie verwijst naar een andere instantie. De andere instantie doet hetzelfde. En de burger wordt geacht de verbinding te zijn tussen al die instanties. De burger is de enige actor in het systeem die geen bevoegdheid heeft om iets te beslissen, maar die wel de enige actor is die het hele systeem moet laten werken.</w:t>
+      </w:r>
+    </w:p>
+    <w:p>
+      <w:pPr>
+        <w:pStyle w:val="Normaalweb"/>
+        <w:divId w:val="1453743595"/>
         <w:rPr>
           <w:lang w:val="nl-NL"/>
         </w:rPr>
@@ -1811,7 +1804,7 @@
       <w:pPr>
         <w:pStyle w:val="marker"/>
         <w:ind w:left="800" w:right="800"/>
-        <w:divId w:val="265698633"/>
+        <w:divId w:val="1453743595"/>
         <w:rPr>
           <w:lang w:val="nl-NL"/>
         </w:rPr>
@@ -1823,13 +1816,13 @@
     <w:p>
       <w:pPr>
         <w:pStyle w:val="Kop2"/>
-        <w:divId w:val="265698633"/>
+        <w:divId w:val="1453743595"/>
         <w:rPr>
           <w:rFonts w:eastAsia="Times New Roman"/>
           <w:lang w:val="nl-NL"/>
         </w:rPr>
       </w:pPr>
-      <w:bookmarkStart w:id="4" w:name="_Toc241652782"/>
+      <w:bookmarkStart w:id="4" w:name="_Toc241752580"/>
       <w:r>
         <w:rPr>
           <w:rFonts w:eastAsia="Times New Roman"/>
@@ -1842,7 +1835,7 @@
     <w:p>
       <w:pPr>
         <w:pStyle w:val="Normaalweb"/>
-        <w:divId w:val="265698633"/>
+        <w:divId w:val="1453743595"/>
         <w:rPr>
           <w:lang w:val="nl-NL"/>
         </w:rPr>
@@ -1857,7 +1850,7 @@
     <w:p>
       <w:pPr>
         <w:pStyle w:val="Normaalweb"/>
-        <w:divId w:val="265698633"/>
+        <w:divId w:val="1453743595"/>
         <w:rPr>
           <w:lang w:val="nl-NL"/>
         </w:rPr>
@@ -1872,7 +1865,7 @@
     <w:p>
       <w:pPr>
         <w:pStyle w:val="Normaalweb"/>
-        <w:divId w:val="265698633"/>
+        <w:divId w:val="1453743595"/>
         <w:rPr>
           <w:lang w:val="nl-NL"/>
         </w:rPr>
@@ -1887,7 +1880,7 @@
     <w:p>
       <w:pPr>
         <w:pStyle w:val="Normaalweb"/>
-        <w:divId w:val="265698633"/>
+        <w:divId w:val="1453743595"/>
         <w:rPr>
           <w:lang w:val="nl-NL"/>
         </w:rPr>
@@ -1902,7 +1895,7 @@
     <w:p>
       <w:pPr>
         <w:pStyle w:val="Normaalweb"/>
-        <w:divId w:val="265698633"/>
+        <w:divId w:val="1453743595"/>
         <w:rPr>
           <w:lang w:val="nl-NL"/>
         </w:rPr>
@@ -1923,7 +1916,7 @@
     <w:p>
       <w:pPr>
         <w:pStyle w:val="Normaalweb"/>
-        <w:divId w:val="265698633"/>
+        <w:divId w:val="1453743595"/>
         <w:rPr>
           <w:lang w:val="nl-NL"/>
         </w:rPr>
@@ -1938,7 +1931,7 @@
     <w:p>
       <w:pPr>
         <w:pStyle w:val="Normaalweb"/>
-        <w:divId w:val="265698633"/>
+        <w:divId w:val="1453743595"/>
         <w:rPr>
           <w:lang w:val="nl-NL"/>
         </w:rPr>
@@ -1959,35 +1952,28 @@
     <w:p>
       <w:pPr>
         <w:pStyle w:val="Normaalweb"/>
-        <w:divId w:val="265698633"/>
-        <w:rPr>
-          <w:lang w:val="nl-NL"/>
-        </w:rPr>
-      </w:pPr>
-      <w:r>
-        <w:rPr>
-          <w:lang w:val="nl-NL"/>
-        </w:rPr>
-        <w:t xml:space="preserve">De macro-economische projecties van de Europese Commissie voorspellen tegen 2040 zes miljard euro aan besparingen en fraudepreventie. Deze </w:t>
-      </w:r>
-      <w:r>
-        <w:rPr>
-          <w:lang w:val="nl-NL"/>
-        </w:rPr>
-        <w:lastRenderedPageBreak/>
-        <w:t>berekening negeert de micro-economische realiteit van de tussenliggende veertien jaar. Gedurende deze latentietijd worden de kosten van het systeemfalen volledig afgewenteld op de burger: de private bank die schulden parkeert tegen zware sancties, de energieleverancier die incassobureaus inschakelt en onuitvoerbare medische keuringen eist, en de private keuringsmarkt die onhaalbare tarieven hanteert voor consulten op afstand. Al deze kosten slaan neer bij het individu, terwijl de oorzaak van de systeemstils</w:t>
-      </w:r>
-      <w:r>
-        <w:rPr>
-          <w:lang w:val="nl-NL"/>
-        </w:rPr>
-        <w:t>tand bij de overheid ligt.</w:t>
-      </w:r>
-    </w:p>
-    <w:p>
-      <w:pPr>
-        <w:pStyle w:val="Normaalweb"/>
-        <w:divId w:val="265698633"/>
+        <w:divId w:val="1453743595"/>
+        <w:rPr>
+          <w:lang w:val="nl-NL"/>
+        </w:rPr>
+      </w:pPr>
+      <w:r>
+        <w:rPr>
+          <w:lang w:val="nl-NL"/>
+        </w:rPr>
+        <w:t>De macro-economische projecties van de Europese Commissie voorspellen tegen 2040 zes miljard euro aan besparingen en fraudepreventie. Deze berekening negeert de micro-economische realiteit van de tussenliggende veertien jaar. Gedurende deze latentietijd worden de kosten van het systeemfalen volledig afgewenteld op de burger: de private bank die schulden parkeert tegen zware sancties, de energieleverancier die incassobureaus inschakelt en onuitvoerbare medische keuringen eist, en de private keuringsmarkt die</w:t>
+      </w:r>
+      <w:r>
+        <w:rPr>
+          <w:lang w:val="nl-NL"/>
+        </w:rPr>
+        <w:t xml:space="preserve"> onhaalbare tarieven hanteert voor consulten op afstand. Al deze kosten slaan neer bij het individu, terwijl de oorzaak van de systeemstilstand bij de overheid ligt.</w:t>
+      </w:r>
+    </w:p>
+    <w:p>
+      <w:pPr>
+        <w:pStyle w:val="Normaalweb"/>
+        <w:divId w:val="1453743595"/>
         <w:rPr>
           <w:lang w:val="nl-NL"/>
         </w:rPr>
@@ -2002,7 +1988,7 @@
     <w:p>
       <w:pPr>
         <w:pStyle w:val="Normaalweb"/>
-        <w:divId w:val="265698633"/>
+        <w:divId w:val="1453743595"/>
         <w:rPr>
           <w:lang w:val="nl-NL"/>
         </w:rPr>
@@ -2018,7 +2004,7 @@
       <w:pPr>
         <w:pStyle w:val="marker"/>
         <w:ind w:left="800" w:right="800"/>
-        <w:divId w:val="265698633"/>
+        <w:divId w:val="1453743595"/>
         <w:rPr>
           <w:lang w:val="nl-NL"/>
         </w:rPr>
@@ -2030,13 +2016,13 @@
     <w:p>
       <w:pPr>
         <w:pStyle w:val="Kop2"/>
-        <w:divId w:val="265698633"/>
+        <w:divId w:val="1453743595"/>
         <w:rPr>
           <w:rFonts w:eastAsia="Times New Roman"/>
           <w:lang w:val="nl-NL"/>
         </w:rPr>
       </w:pPr>
-      <w:bookmarkStart w:id="5" w:name="_Toc241652783"/>
+      <w:bookmarkStart w:id="5" w:name="_Toc241752581"/>
       <w:r>
         <w:rPr>
           <w:rFonts w:eastAsia="Times New Roman"/>
@@ -2049,7 +2035,7 @@
     <w:p>
       <w:pPr>
         <w:pStyle w:val="Normaalweb"/>
-        <w:divId w:val="265698633"/>
+        <w:divId w:val="1453743595"/>
         <w:rPr>
           <w:lang w:val="nl-NL"/>
         </w:rPr>
@@ -2064,7 +2050,7 @@
     <w:p>
       <w:pPr>
         <w:pStyle w:val="Normaalweb"/>
-        <w:divId w:val="265698633"/>
+        <w:divId w:val="1453743595"/>
         <w:rPr>
           <w:lang w:val="nl-NL"/>
         </w:rPr>
@@ -2079,7 +2065,7 @@
     <w:p>
       <w:pPr>
         <w:pStyle w:val="Normaalweb"/>
-        <w:divId w:val="265698633"/>
+        <w:divId w:val="1453743595"/>
         <w:rPr>
           <w:lang w:val="nl-NL"/>
         </w:rPr>
@@ -2095,7 +2081,7 @@
       <w:pPr>
         <w:pStyle w:val="marker"/>
         <w:ind w:left="800" w:right="800"/>
-        <w:divId w:val="265698633"/>
+        <w:divId w:val="1453743595"/>
         <w:rPr>
           <w:lang w:val="nl-NL"/>
         </w:rPr>
@@ -2107,13 +2093,13 @@
     <w:p>
       <w:pPr>
         <w:pStyle w:val="Kop2"/>
-        <w:divId w:val="265698633"/>
+        <w:divId w:val="1453743595"/>
         <w:rPr>
           <w:rFonts w:eastAsia="Times New Roman"/>
           <w:lang w:val="nl-NL"/>
         </w:rPr>
       </w:pPr>
-      <w:bookmarkStart w:id="6" w:name="_Toc241652784"/>
+      <w:bookmarkStart w:id="6" w:name="_Toc241752582"/>
       <w:r>
         <w:rPr>
           <w:rFonts w:eastAsia="Times New Roman"/>
@@ -2126,7 +2112,7 @@
     <w:p>
       <w:pPr>
         <w:pStyle w:val="Normaalweb"/>
-        <w:divId w:val="265698633"/>
+        <w:divId w:val="1453743595"/>
         <w:rPr>
           <w:lang w:val="nl-NL"/>
         </w:rPr>
@@ -2141,7 +2127,7 @@
     <w:p>
       <w:pPr>
         <w:pStyle w:val="Normaalweb"/>
-        <w:divId w:val="265698633"/>
+        <w:divId w:val="1453743595"/>
         <w:rPr>
           <w:lang w:val="nl-NL"/>
         </w:rPr>
@@ -2169,7 +2155,7 @@
     <w:p>
       <w:pPr>
         <w:pStyle w:val="Normaalweb"/>
-        <w:divId w:val="265698633"/>
+        <w:divId w:val="1453743595"/>
         <w:rPr>
           <w:lang w:val="nl-NL"/>
         </w:rPr>
@@ -2197,7 +2183,7 @@
     <w:p>
       <w:pPr>
         <w:pStyle w:val="Normaalweb"/>
-        <w:divId w:val="265698633"/>
+        <w:divId w:val="1453743595"/>
         <w:rPr>
           <w:lang w:val="nl-NL"/>
         </w:rPr>
@@ -2225,7 +2211,7 @@
     <w:p>
       <w:pPr>
         <w:pStyle w:val="Normaalweb"/>
-        <w:divId w:val="265698633"/>
+        <w:divId w:val="1453743595"/>
         <w:rPr>
           <w:lang w:val="nl-NL"/>
         </w:rPr>
@@ -2253,7 +2239,7 @@
     <w:p>
       <w:pPr>
         <w:pStyle w:val="Normaalweb"/>
-        <w:divId w:val="265698633"/>
+        <w:divId w:val="1453743595"/>
         <w:rPr>
           <w:lang w:val="nl-NL"/>
         </w:rPr>
@@ -2269,7 +2255,7 @@
       <w:pPr>
         <w:pStyle w:val="marker"/>
         <w:ind w:left="800" w:right="800"/>
-        <w:divId w:val="265698633"/>
+        <w:divId w:val="1453743595"/>
         <w:rPr>
           <w:lang w:val="nl-NL"/>
         </w:rPr>
@@ -2281,13 +2267,13 @@
     <w:p>
       <w:pPr>
         <w:pStyle w:val="Kop2"/>
-        <w:divId w:val="265698633"/>
+        <w:divId w:val="1453743595"/>
         <w:rPr>
           <w:rFonts w:eastAsia="Times New Roman"/>
           <w:lang w:val="nl-NL"/>
         </w:rPr>
       </w:pPr>
-      <w:bookmarkStart w:id="7" w:name="_Toc241652785"/>
+      <w:bookmarkStart w:id="7" w:name="_Toc241752583"/>
       <w:r>
         <w:rPr>
           <w:rFonts w:eastAsia="Times New Roman"/>
@@ -2300,7 +2286,7 @@
     <w:p>
       <w:pPr>
         <w:pStyle w:val="Normaalweb"/>
-        <w:divId w:val="265698633"/>
+        <w:divId w:val="1453743595"/>
         <w:rPr>
           <w:lang w:val="nl-NL"/>
         </w:rPr>
@@ -2315,7 +2301,7 @@
     <w:p>
       <w:pPr>
         <w:pStyle w:val="Normaalweb"/>
-        <w:divId w:val="265698633"/>
+        <w:divId w:val="1453743595"/>
         <w:rPr>
           <w:lang w:val="nl-NL"/>
         </w:rPr>
@@ -2330,7 +2316,7 @@
     <w:p>
       <w:pPr>
         <w:pStyle w:val="Normaalweb"/>
-        <w:divId w:val="265698633"/>
+        <w:divId w:val="1453743595"/>
         <w:rPr>
           <w:lang w:val="nl-NL"/>
         </w:rPr>
@@ -2351,7 +2337,7 @@
     <w:p>
       <w:pPr>
         <w:pStyle w:val="Normaalweb"/>
-        <w:divId w:val="265698633"/>
+        <w:divId w:val="1453743595"/>
         <w:rPr>
           <w:lang w:val="nl-NL"/>
         </w:rPr>
@@ -2367,7 +2353,7 @@
       <w:pPr>
         <w:pStyle w:val="marker"/>
         <w:ind w:left="800" w:right="800"/>
-        <w:divId w:val="265698633"/>
+        <w:divId w:val="1453743595"/>
         <w:rPr>
           <w:lang w:val="nl-NL"/>
         </w:rPr>
@@ -2379,13 +2365,13 @@
     <w:p>
       <w:pPr>
         <w:pStyle w:val="Kop2"/>
-        <w:divId w:val="265698633"/>
+        <w:divId w:val="1453743595"/>
         <w:rPr>
           <w:rFonts w:eastAsia="Times New Roman"/>
           <w:lang w:val="nl-NL"/>
         </w:rPr>
       </w:pPr>
-      <w:bookmarkStart w:id="8" w:name="_Toc241652786"/>
+      <w:bookmarkStart w:id="8" w:name="_Toc241752584"/>
       <w:r>
         <w:rPr>
           <w:rFonts w:eastAsia="Times New Roman"/>
@@ -2398,7 +2384,7 @@
     <w:p>
       <w:pPr>
         <w:pStyle w:val="Normaalweb"/>
-        <w:divId w:val="265698633"/>
+        <w:divId w:val="1453743595"/>
         <w:rPr>
           <w:lang w:val="nl-NL"/>
         </w:rPr>
@@ -2413,7 +2399,7 @@
     <w:p>
       <w:pPr>
         <w:pStyle w:val="Normaalweb"/>
-        <w:divId w:val="265698633"/>
+        <w:divId w:val="1453743595"/>
         <w:rPr>
           <w:lang w:val="nl-NL"/>
         </w:rPr>
@@ -2441,7 +2427,7 @@
     <w:p>
       <w:pPr>
         <w:pStyle w:val="Normaalweb"/>
-        <w:divId w:val="265698633"/>
+        <w:divId w:val="1453743595"/>
         <w:rPr>
           <w:lang w:val="nl-NL"/>
         </w:rPr>
@@ -2463,7 +2449,7 @@
     <w:p>
       <w:pPr>
         <w:pStyle w:val="Normaalweb"/>
-        <w:divId w:val="265698633"/>
+        <w:divId w:val="1453743595"/>
         <w:rPr>
           <w:lang w:val="nl-NL"/>
         </w:rPr>
@@ -2478,7 +2464,7 @@
     <w:p>
       <w:pPr>
         <w:pStyle w:val="Normaalweb"/>
-        <w:divId w:val="265698633"/>
+        <w:divId w:val="1453743595"/>
         <w:rPr>
           <w:lang w:val="nl-NL"/>
         </w:rPr>
@@ -2499,7 +2485,7 @@
     <w:p>
       <w:pPr>
         <w:pStyle w:val="Normaalweb"/>
-        <w:divId w:val="265698633"/>
+        <w:divId w:val="1453743595"/>
         <w:rPr>
           <w:lang w:val="nl-NL"/>
         </w:rPr>
@@ -2520,7 +2506,7 @@
     <w:p>
       <w:pPr>
         <w:pStyle w:val="Normaalweb"/>
-        <w:divId w:val="265698633"/>
+        <w:divId w:val="1453743595"/>
         <w:rPr>
           <w:lang w:val="nl-NL"/>
         </w:rPr>
@@ -2535,7 +2521,7 @@
     <w:p>
       <w:pPr>
         <w:pStyle w:val="Normaalweb"/>
-        <w:divId w:val="265698633"/>
+        <w:divId w:val="1453743595"/>
         <w:rPr>
           <w:lang w:val="nl-NL"/>
         </w:rPr>
@@ -2550,7 +2536,7 @@
     <w:p>
       <w:pPr>
         <w:pStyle w:val="Normaalweb"/>
-        <w:divId w:val="265698633"/>
+        <w:divId w:val="1453743595"/>
         <w:rPr>
           <w:lang w:val="nl-NL"/>
         </w:rPr>
@@ -2566,7 +2552,7 @@
       <w:pPr>
         <w:pStyle w:val="marker"/>
         <w:ind w:left="800" w:right="800"/>
-        <w:divId w:val="265698633"/>
+        <w:divId w:val="1453743595"/>
         <w:rPr>
           <w:lang w:val="nl-NL"/>
         </w:rPr>
@@ -2578,13 +2564,13 @@
     <w:p>
       <w:pPr>
         <w:pStyle w:val="Kop2"/>
-        <w:divId w:val="265698633"/>
+        <w:divId w:val="1453743595"/>
         <w:rPr>
           <w:rFonts w:eastAsia="Times New Roman"/>
           <w:lang w:val="nl-NL"/>
         </w:rPr>
       </w:pPr>
-      <w:bookmarkStart w:id="9" w:name="_Toc241652787"/>
+      <w:bookmarkStart w:id="9" w:name="_Toc241752585"/>
       <w:r>
         <w:rPr>
           <w:rFonts w:eastAsia="Times New Roman"/>
@@ -2597,7 +2583,7 @@
     <w:p>
       <w:pPr>
         <w:pStyle w:val="Normaalweb"/>
-        <w:divId w:val="265698633"/>
+        <w:divId w:val="1453743595"/>
         <w:rPr>
           <w:lang w:val="nl-NL"/>
         </w:rPr>
@@ -2612,7 +2598,7 @@
     <w:p>
       <w:pPr>
         <w:pStyle w:val="Normaalweb"/>
-        <w:divId w:val="265698633"/>
+        <w:divId w:val="1453743595"/>
         <w:rPr>
           <w:lang w:val="nl-NL"/>
         </w:rPr>
@@ -2640,7 +2626,7 @@
     <w:p>
       <w:pPr>
         <w:pStyle w:val="Normaalweb"/>
-        <w:divId w:val="265698633"/>
+        <w:divId w:val="1453743595"/>
         <w:rPr>
           <w:lang w:val="nl-NL"/>
         </w:rPr>
@@ -2674,7 +2660,7 @@
     <w:p>
       <w:pPr>
         <w:pStyle w:val="Normaalweb"/>
-        <w:divId w:val="265698633"/>
+        <w:divId w:val="1453743595"/>
         <w:rPr>
           <w:lang w:val="nl-NL"/>
         </w:rPr>
@@ -2709,7 +2695,7 @@
       <w:pPr>
         <w:pStyle w:val="marker"/>
         <w:ind w:left="800" w:right="800"/>
-        <w:divId w:val="265698633"/>
+        <w:divId w:val="1453743595"/>
         <w:rPr>
           <w:lang w:val="nl-NL"/>
         </w:rPr>
@@ -2721,13 +2707,13 @@
     <w:p>
       <w:pPr>
         <w:pStyle w:val="Kop2"/>
-        <w:divId w:val="265698633"/>
+        <w:divId w:val="1453743595"/>
         <w:rPr>
           <w:rFonts w:eastAsia="Times New Roman"/>
           <w:lang w:val="nl-NL"/>
         </w:rPr>
       </w:pPr>
-      <w:bookmarkStart w:id="10" w:name="_Toc241652788"/>
+      <w:bookmarkStart w:id="10" w:name="_Toc241752586"/>
       <w:r>
         <w:rPr>
           <w:rFonts w:eastAsia="Times New Roman"/>
@@ -2740,7 +2726,7 @@
     <w:p>
       <w:pPr>
         <w:pStyle w:val="Normaalweb"/>
-        <w:divId w:val="265698633"/>
+        <w:divId w:val="1453743595"/>
         <w:rPr>
           <w:lang w:val="nl-NL"/>
         </w:rPr>
@@ -2761,7 +2747,7 @@
     <w:p>
       <w:pPr>
         <w:pStyle w:val="Normaalweb"/>
-        <w:divId w:val="265698633"/>
+        <w:divId w:val="1453743595"/>
         <w:rPr>
           <w:lang w:val="nl-NL"/>
         </w:rPr>
@@ -2776,7 +2762,7 @@
     <w:p>
       <w:pPr>
         <w:pStyle w:val="Normaalweb"/>
-        <w:divId w:val="265698633"/>
+        <w:divId w:val="1453743595"/>
         <w:rPr>
           <w:lang w:val="nl-NL"/>
         </w:rPr>
@@ -2791,7 +2777,7 @@
     <w:p>
       <w:pPr>
         <w:pStyle w:val="Normaalweb"/>
-        <w:divId w:val="265698633"/>
+        <w:divId w:val="1453743595"/>
         <w:rPr>
           <w:lang w:val="nl-NL"/>
         </w:rPr>
@@ -2806,7 +2792,7 @@
     <w:p>
       <w:pPr>
         <w:pStyle w:val="Normaalweb"/>
-        <w:divId w:val="265698633"/>
+        <w:divId w:val="1453743595"/>
         <w:rPr>
           <w:lang w:val="nl-NL"/>
         </w:rPr>
@@ -2822,7 +2808,7 @@
       <w:pPr>
         <w:pStyle w:val="marker"/>
         <w:ind w:left="800" w:right="800"/>
-        <w:divId w:val="265698633"/>
+        <w:divId w:val="1453743595"/>
         <w:rPr>
           <w:lang w:val="nl-NL"/>
         </w:rPr>
@@ -2834,13 +2820,13 @@
     <w:p>
       <w:pPr>
         <w:pStyle w:val="Kop2"/>
-        <w:divId w:val="265698633"/>
+        <w:divId w:val="1453743595"/>
         <w:rPr>
           <w:rFonts w:eastAsia="Times New Roman"/>
           <w:lang w:val="nl-NL"/>
         </w:rPr>
       </w:pPr>
-      <w:bookmarkStart w:id="11" w:name="_Toc241652789"/>
+      <w:bookmarkStart w:id="11" w:name="_Toc241752587"/>
       <w:r>
         <w:rPr>
           <w:rFonts w:eastAsia="Times New Roman"/>
@@ -2853,7 +2839,7 @@
     <w:p>
       <w:pPr>
         <w:pStyle w:val="Normaalweb"/>
-        <w:divId w:val="265698633"/>
+        <w:divId w:val="1453743595"/>
         <w:rPr>
           <w:lang w:val="nl-NL"/>
         </w:rPr>
@@ -2868,7 +2854,7 @@
     <w:p>
       <w:pPr>
         <w:pStyle w:val="Normaalweb"/>
-        <w:divId w:val="265698633"/>
+        <w:divId w:val="1453743595"/>
         <w:rPr>
           <w:lang w:val="nl-NL"/>
         </w:rPr>
@@ -2890,7 +2876,7 @@
     <w:p>
       <w:pPr>
         <w:pStyle w:val="Normaalweb"/>
-        <w:divId w:val="265698633"/>
+        <w:divId w:val="1453743595"/>
         <w:rPr>
           <w:lang w:val="nl-NL"/>
         </w:rPr>
@@ -2918,7 +2904,7 @@
     <w:p>
       <w:pPr>
         <w:pStyle w:val="Normaalweb"/>
-        <w:divId w:val="265698633"/>
+        <w:divId w:val="1453743595"/>
         <w:rPr>
           <w:lang w:val="nl-NL"/>
         </w:rPr>
@@ -2933,7 +2919,7 @@
     <w:p>
       <w:pPr>
         <w:pStyle w:val="Normaalweb"/>
-        <w:divId w:val="265698633"/>
+        <w:divId w:val="1453743595"/>
         <w:rPr>
           <w:lang w:val="nl-NL"/>
         </w:rPr>
@@ -2949,7 +2935,7 @@
       <w:pPr>
         <w:pStyle w:val="marker"/>
         <w:ind w:left="800" w:right="800"/>
-        <w:divId w:val="265698633"/>
+        <w:divId w:val="1453743595"/>
         <w:rPr>
           <w:lang w:val="nl-NL"/>
         </w:rPr>
@@ -2961,13 +2947,13 @@
     <w:p>
       <w:pPr>
         <w:pStyle w:val="Kop2"/>
-        <w:divId w:val="265698633"/>
+        <w:divId w:val="1453743595"/>
         <w:rPr>
           <w:rFonts w:eastAsia="Times New Roman"/>
           <w:lang w:val="nl-NL"/>
         </w:rPr>
       </w:pPr>
-      <w:bookmarkStart w:id="12" w:name="_Toc241652790"/>
+      <w:bookmarkStart w:id="12" w:name="_Toc241752588"/>
       <w:r>
         <w:rPr>
           <w:rFonts w:eastAsia="Times New Roman"/>
@@ -2980,7 +2966,7 @@
     <w:p>
       <w:pPr>
         <w:pStyle w:val="Normaalweb"/>
-        <w:divId w:val="265698633"/>
+        <w:divId w:val="1453743595"/>
         <w:rPr>
           <w:lang w:val="nl-NL"/>
         </w:rPr>
@@ -2995,28 +2981,22 @@
     <w:p>
       <w:pPr>
         <w:pStyle w:val="Normaalweb"/>
-        <w:divId w:val="265698633"/>
-        <w:rPr>
-          <w:lang w:val="nl-NL"/>
-        </w:rPr>
-      </w:pPr>
-      <w:r>
-        <w:rPr>
-          <w:lang w:val="nl-NL"/>
-        </w:rPr>
-        <w:t>De initiële reflex i</w:t>
-      </w:r>
-      <w:r>
-        <w:rPr>
-          <w:lang w:val="nl-NL"/>
-        </w:rPr>
-        <w:t>s altijd het oplossen van het eigen, individuele probleem. Echter, bij het systematisch loggen van de tijdlijnen werd een structureel patroon zichtbaar dat de individuele casus overstijgt. Dit mechanisme raakt iedereen die buiten de standaardnorm valt. Voor wie binnen de norm leeft, functioneert het systeem onzichtbaar en frictieloos. Dat bewijst niet dat het systeem universeel werkt; het bewijst dat het is geoptimaliseerd voor een specifiek, nationaal profiel.</w:t>
-      </w:r>
-    </w:p>
-    <w:p>
-      <w:pPr>
-        <w:pStyle w:val="Normaalweb"/>
-        <w:divId w:val="265698633"/>
+        <w:divId w:val="1453743595"/>
+        <w:rPr>
+          <w:lang w:val="nl-NL"/>
+        </w:rPr>
+      </w:pPr>
+      <w:r>
+        <w:rPr>
+          <w:lang w:val="nl-NL"/>
+        </w:rPr>
+        <w:t>De initiële reflex is altijd het oplossen van het eigen, individuele probleem. Echter, bij het systematisch loggen van de tijdlijnen werd een structureel patroon zichtbaar dat de individuele casus overstijgt. Dit mechanisme raakt iedereen die buiten de standaardnorm valt. Voor wie binnen de norm leeft, functioneert het systeem onzichtbaar en frictieloos. Dat bewijst niet dat het systeem universeel werkt; het bewijst dat het is geoptimaliseerd voor een specifiek, nationaal profiel.</w:t>
+      </w:r>
+    </w:p>
+    <w:p>
+      <w:pPr>
+        <w:pStyle w:val="Normaalweb"/>
+        <w:divId w:val="1453743595"/>
         <w:rPr>
           <w:lang w:val="nl-NL"/>
         </w:rPr>
@@ -3031,7 +3011,7 @@
     <w:p>
       <w:pPr>
         <w:pStyle w:val="Normaalweb"/>
-        <w:divId w:val="265698633"/>
+        <w:divId w:val="1453743595"/>
         <w:rPr>
           <w:lang w:val="nl-NL"/>
         </w:rPr>
@@ -3046,7 +3026,7 @@
     <w:p>
       <w:pPr>
         <w:pStyle w:val="Normaalweb"/>
-        <w:divId w:val="265698633"/>
+        <w:divId w:val="1453743595"/>
         <w:rPr>
           <w:lang w:val="nl-NL"/>
         </w:rPr>
@@ -3061,7 +3041,7 @@
     <w:p>
       <w:pPr>
         <w:pStyle w:val="Normaalweb"/>
-        <w:divId w:val="265698633"/>
+        <w:divId w:val="1453743595"/>
         <w:rPr>
           <w:lang w:val="nl-NL"/>
         </w:rPr>
@@ -3308,7 +3288,7 @@
         <w:sz w:val="18"/>
       </w:rPr>
       <w:tab/>
-      <w:t>Laatst gewijzigd: 30 september 2026, 09:20</w:t>
+      <w:t>Laatst gewijzigd: 1 oktober 2026, 13:02</w:t>
     </w:r>
   </w:p>
 </w:hdr>
@@ -4560,7 +4540,7 @@
     <w:link w:val="KoptekstChar"/>
     <w:uiPriority w:val="99"/>
     <w:unhideWhenUsed/>
-    <w:rsid w:val="006C73CC"/>
+    <w:rsid w:val="00EF4B3E"/>
     <w:pPr>
       <w:tabs>
         <w:tab w:val="center" w:pos="4536"/>
@@ -4573,7 +4553,7 @@
     <w:basedOn w:val="Standaardalinea-lettertype"/>
     <w:link w:val="Koptekst"/>
     <w:uiPriority w:val="99"/>
-    <w:rsid w:val="006C73CC"/>
+    <w:rsid w:val="00EF4B3E"/>
     <w:rPr>
       <w:rFonts w:eastAsiaTheme="minorEastAsia"/>
       <w:sz w:val="24"/>
@@ -4586,7 +4566,7 @@
     <w:link w:val="VoettekstChar"/>
     <w:uiPriority w:val="99"/>
     <w:unhideWhenUsed/>
-    <w:rsid w:val="006C73CC"/>
+    <w:rsid w:val="00EF4B3E"/>
     <w:pPr>
       <w:tabs>
         <w:tab w:val="center" w:pos="4536"/>
@@ -4599,7 +4579,7 @@
     <w:basedOn w:val="Standaardalinea-lettertype"/>
     <w:link w:val="Voettekst"/>
     <w:uiPriority w:val="99"/>
-    <w:rsid w:val="006C73CC"/>
+    <w:rsid w:val="00EF4B3E"/>
     <w:rPr>
       <w:rFonts w:eastAsiaTheme="minorEastAsia"/>
       <w:sz w:val="24"/>
@@ -4613,7 +4593,7 @@
     <w:autoRedefine/>
     <w:uiPriority w:val="39"/>
     <w:unhideWhenUsed/>
-    <w:rsid w:val="006C73CC"/>
+    <w:rsid w:val="00EF4B3E"/>
     <w:pPr>
       <w:spacing w:after="100"/>
       <w:ind w:left="220"/>
